--- a/data/outputs/v2/Chemistry/SS3.1_Acids_and_Bases/Chemistry_Acids_and_Bases_FinalExplanation.docx
+++ b/data/outputs/v2/Chemistry/SS3.1_Acids_and_Bases/Chemistry_Acids_and_Bases_FinalExplanation.docx
@@ -38,6 +38,177 @@
           <w:szCs w:val="22"/>
         </w:rPr>
         <w:t xml:space="preserve">Student Assessment Document</w:t>
+      </w:r>
+    </w:p>
+    <w:p>
+      <w:pPr>
+        <w:spacing w:after="80" w:before="120"/>
+      </w:pPr>
+      <w:r>
+        <w:rPr>
+          <w:rFonts w:ascii="Arial" w:cs="Arial" w:eastAsia="Arial" w:hAnsi="Arial"/>
+          <w:b/>
+          <w:bCs/>
+          <w:color w:val="1F3864"/>
+          <w:sz w:val="20"/>
+          <w:szCs w:val="20"/>
+        </w:rPr>
+        <w:t xml:space="preserve">ATTRIBUTION AND LICENSING</w:t>
+      </w:r>
+    </w:p>
+    <w:p>
+      <w:pPr>
+        <w:spacing w:after="60" w:before="0"/>
+      </w:pPr>
+      <w:r>
+        <w:rPr>
+          <w:rFonts w:ascii="Arial" w:cs="Arial" w:eastAsia="Arial" w:hAnsi="Arial"/>
+          <w:b/>
+          <w:bCs/>
+          <w:sz w:val="17"/>
+          <w:szCs w:val="17"/>
+        </w:rPr>
+        <w:t xml:space="preserve">Curriculum Alignment: </w:t>
+      </w:r>
+      <w:r>
+        <w:rPr>
+          <w:rFonts w:ascii="Arial" w:cs="Arial" w:eastAsia="Arial" w:hAnsi="Arial"/>
+          <w:sz w:val="17"/>
+          <w:szCs w:val="17"/>
+        </w:rPr>
+        <w:t xml:space="preserve">Structured in pedagogical alignment with the competence-based curriculum format and learning outcomes established by the Kenya Institute of Curriculum Development (KICD). This material is independently developed and is not officially endorsed or published by KICD.</w:t>
+      </w:r>
+    </w:p>
+    <w:p>
+      <w:pPr>
+        <w:spacing w:after="60" w:before="0"/>
+      </w:pPr>
+      <w:r>
+        <w:rPr>
+          <w:rFonts w:ascii="Arial" w:cs="Arial" w:eastAsia="Arial" w:hAnsi="Arial"/>
+          <w:b/>
+          <w:bCs/>
+          <w:sz w:val="17"/>
+          <w:szCs w:val="17"/>
+        </w:rPr>
+        <w:t xml:space="preserve">Content &amp; Pedagogy: </w:t>
+      </w:r>
+      <w:r>
+        <w:rPr>
+          <w:rFonts w:ascii="Arial" w:cs="Arial" w:eastAsia="Arial" w:hAnsi="Arial"/>
+          <w:sz w:val="17"/>
+          <w:szCs w:val="17"/>
+        </w:rPr>
+        <w:t xml:space="preserve">Developed and adapted by the educator team at SeaVuria (registered 501(c)(3) in the United States and registered NGO in Kenya, No. 872-850A-BF11), who designed the pedagogical framework, lesson templates and exemplar lessons on which this material is based.</w:t>
+      </w:r>
+    </w:p>
+    <w:p>
+      <w:pPr>
+        <w:spacing w:after="60" w:before="0"/>
+      </w:pPr>
+      <w:r>
+        <w:rPr>
+          <w:rFonts w:ascii="Arial" w:cs="Arial" w:eastAsia="Arial" w:hAnsi="Arial"/>
+          <w:b/>
+          <w:bCs/>
+          <w:sz w:val="17"/>
+          <w:szCs w:val="17"/>
+        </w:rPr>
+        <w:t xml:space="preserve">Production &amp; Layout: </w:t>
+      </w:r>
+      <w:r>
+        <w:rPr>
+          <w:rFonts w:ascii="Arial" w:cs="Arial" w:eastAsia="Arial" w:hAnsi="Arial"/>
+          <w:sz w:val="17"/>
+          <w:szCs w:val="17"/>
+        </w:rPr>
+        <w:t xml:space="preserve">Educational design and curriculum sequencing by SeaVuria. Technical layout, structural formatting, and digital optimization/implementation executed in partnership with ARES Education (registered 501(c)(3) in the United States and Canada (as Afretech Aid) and registered NGO in Kenya), with lesson drafting and compilation assisted by AI (Claude, Anthropic).</w:t>
+      </w:r>
+    </w:p>
+    <w:p>
+      <w:pPr>
+        <w:pBdr>
+          <w:bottom w:val="single" w:color="1F3864" w:sz="6" w:space="6"/>
+        </w:pBdr>
+        <w:spacing w:after="60" w:before="0"/>
+      </w:pPr>
+      <w:r>
+        <w:rPr>
+          <w:rFonts w:ascii="Arial" w:cs="Arial" w:eastAsia="Arial" w:hAnsi="Arial"/>
+          <w:b/>
+          <w:bCs/>
+          <w:sz w:val="17"/>
+          <w:szCs w:val="17"/>
+        </w:rPr>
+        <w:t xml:space="preserve">Licensing &amp; Copyright: </w:t>
+      </w:r>
+      <w:r>
+        <w:rPr>
+          <w:rFonts w:ascii="Arial" w:cs="Arial" w:eastAsia="Arial" w:hAnsi="Arial"/>
+          <w:sz w:val="17"/>
+          <w:szCs w:val="17"/>
+        </w:rPr>
+        <w:t xml:space="preserve">© 2026 SeaVuria and ARES. This work is licensed under a </w:t>
+      </w:r>
+      <w:hyperlink w:history="1" r:id="rIdgyrixg9qcuhes_xdu7yaf">
+        <w:r>
+          <w:rPr>
+            <w:rFonts w:ascii="Arial" w:cs="Arial" w:eastAsia="Arial" w:hAnsi="Arial"/>
+            <w:color w:val="1F6B75"/>
+            <w:sz w:val="17"/>
+            <w:szCs w:val="17"/>
+            <w:u w:val="single" w:color="1F6B75"/>
+          </w:rPr>
+          <w:t xml:space="preserve">Creative Commons Attribution-NonCommercial 4.0 International License</w:t>
+        </w:r>
+      </w:hyperlink>
+      <w:r>
+        <w:rPr>
+          <w:rFonts w:ascii="Arial" w:cs="Arial" w:eastAsia="Arial" w:hAnsi="Arial"/>
+          <w:sz w:val="17"/>
+          <w:szCs w:val="17"/>
+        </w:rPr>
+        <w:t xml:space="preserve"> (</w:t>
+      </w:r>
+      <w:hyperlink w:history="1" r:id="rIdqgcqhban_lxpve0ntgjpb">
+        <w:r>
+          <w:rPr>
+            <w:rFonts w:ascii="Arial" w:cs="Arial" w:eastAsia="Arial" w:hAnsi="Arial"/>
+            <w:color w:val="1F6B75"/>
+            <w:sz w:val="17"/>
+            <w:szCs w:val="17"/>
+            <w:u w:val="single" w:color="1F6B75"/>
+          </w:rPr>
+          <w:t xml:space="preserve">CC BY-NC 4.0</w:t>
+        </w:r>
+      </w:hyperlink>
+      <w:r>
+        <w:rPr>
+          <w:rFonts w:ascii="Arial" w:cs="Arial" w:eastAsia="Arial" w:hAnsi="Arial"/>
+          <w:sz w:val="17"/>
+          <w:szCs w:val="17"/>
+        </w:rPr>
+        <w:t xml:space="preserve">). To view a copy of this license, visit </w:t>
+      </w:r>
+      <w:hyperlink w:history="1" r:id="rIdpuqt9jlxffgfgrtoaw4wx">
+        <w:r>
+          <w:rPr>
+            <w:rFonts w:ascii="Arial" w:cs="Arial" w:eastAsia="Arial" w:hAnsi="Arial"/>
+            <w:color w:val="1F6B75"/>
+            <w:sz w:val="17"/>
+            <w:szCs w:val="17"/>
+            <w:u w:val="single" w:color="1F6B75"/>
+          </w:rPr>
+          <w:t xml:space="preserve">https://creativecommons.org/licenses/by-nc/4.0/</w:t>
+        </w:r>
+      </w:hyperlink>
+      <w:r>
+        <w:rPr>
+          <w:rFonts w:ascii="Arial" w:cs="Arial" w:eastAsia="Arial" w:hAnsi="Arial"/>
+          <w:sz w:val="17"/>
+          <w:szCs w:val="17"/>
+        </w:rPr>
+        <w:t xml:space="preserve">. You are free to copy, redistribute, and adapt this material in any medium or format, provided appropriate credit is given and the material is not used for commercial purposes. KICD learning outcomes and curriculum designations reproduced here for alignment purposes remain the property of KICD and are not covered by this license. Linked external resources (e.g. CK-12, Khan Academy, PhET) are subject to their own licenses.</w:t>
       </w:r>
     </w:p>
     <w:p>

--- a/data/outputs/v2/Chemistry/SS3.1_Acids_and_Bases/Chemistry_Acids_and_Bases_FinalExplanation.docx
+++ b/data/outputs/v2/Chemistry/SS3.1_Acids_and_Bases/Chemistry_Acids_and_Bases_FinalExplanation.docx
@@ -150,7 +150,7 @@
         </w:rPr>
         <w:t xml:space="preserve">© 2026 SeaVuria and ARES. This work is licensed under a </w:t>
       </w:r>
-      <w:hyperlink w:history="1" r:id="rIdgyrixg9qcuhes_xdu7yaf">
+      <w:hyperlink w:history="1" r:id="rIdz73rc-gtekhnfcsc3cxav">
         <w:r>
           <w:rPr>
             <w:rFonts w:ascii="Arial" w:cs="Arial" w:eastAsia="Arial" w:hAnsi="Arial"/>
@@ -170,7 +170,7 @@
         </w:rPr>
         <w:t xml:space="preserve"> (</w:t>
       </w:r>
-      <w:hyperlink w:history="1" r:id="rIdqgcqhban_lxpve0ntgjpb">
+      <w:hyperlink w:history="1" r:id="rIdlhkby0vmtbhrwny_b7yvk">
         <w:r>
           <w:rPr>
             <w:rFonts w:ascii="Arial" w:cs="Arial" w:eastAsia="Arial" w:hAnsi="Arial"/>
@@ -190,7 +190,7 @@
         </w:rPr>
         <w:t xml:space="preserve">). To view a copy of this license, visit </w:t>
       </w:r>
-      <w:hyperlink w:history="1" r:id="rIdpuqt9jlxffgfgrtoaw4wx">
+      <w:hyperlink w:history="1" r:id="rIdrcpxolfuei121uyymwrdp">
         <w:r>
           <w:rPr>
             <w:rFonts w:ascii="Arial" w:cs="Arial" w:eastAsia="Arial" w:hAnsi="Arial"/>

--- a/data/outputs/v2/Chemistry/SS3.1_Acids_and_Bases/Chemistry_Acids_and_Bases_FinalExplanation.docx
+++ b/data/outputs/v2/Chemistry/SS3.1_Acids_and_Bases/Chemistry_Acids_and_Bases_FinalExplanation.docx
@@ -95,7 +95,7 @@
                 <w:sz w:val="22"/>
                 <w:szCs w:val="22"/>
               </w:rPr>
-              <w:t xml:space="preserve">FINAL EXPLANATION: CHEMISTRY GRADE 10 — SUB-STRAND 3.1: ACIDS AND BASES</w:t>
+              <w:t xml:space="preserve">FINAL EXPLANATION: CHEMISTRY GRADE 10 – SUB-STRAND 3.1 ACIDS AND BASES: FINAL EXPLANATION</w:t>
             </w:r>
           </w:p>
         </w:tc>
@@ -422,102 +422,7 @@
                 <w:sz w:val="18"/>
                 <w:szCs w:val="18"/>
               </w:rPr>
-              <w:t xml:space="preserve">FINAL EXPLANATION TASK — "The Colour-Changing Drinks of the School Canteen"</w:t>
-            </w:r>
-          </w:p>
-          <w:p>
-            <w:pPr>
-              <w:spacing w:after="40" w:before="0"/>
-              <w:jc w:val="left"/>
-            </w:pPr>
-            <w:r>
-              <w:rPr>
-                <w:rFonts w:ascii="Arial" w:cs="Arial" w:eastAsia="Arial" w:hAnsi="Arial"/>
-                <w:b w:val="false"/>
-                <w:bCs w:val="false"/>
-                <w:i w:val="false"/>
-                <w:iCs w:val="false"/>
-                <w:color w:val="000000"/>
-                <w:sz w:val="18"/>
-                <w:szCs w:val="18"/>
-              </w:rPr>
-              <w:t xml:space="preserve"/>
-            </w:r>
-          </w:p>
-          <w:p>
-            <w:pPr>
-              <w:spacing w:after="40" w:before="0"/>
-              <w:jc w:val="left"/>
-            </w:pPr>
-            <w:r>
-              <w:rPr>
-                <w:rFonts w:ascii="Arial" w:cs="Arial" w:eastAsia="Arial" w:hAnsi="Arial"/>
-                <w:b w:val="false"/>
-                <w:bCs w:val="false"/>
-                <w:i w:val="false"/>
-                <w:iCs w:val="false"/>
-                <w:color w:val="000000"/>
-                <w:sz w:val="18"/>
-                <w:szCs w:val="18"/>
-              </w:rPr>
-              <w:t xml:space="preserve">Your goal: Write a full, evidence-based explanation that answers the driving question — "What invisible properties of everyday Kenyan liquids cause them to turn such different colours — and why does it matter for our health, our farms, and our environment?" — using everything you have learned across all 10 lessons.</w:t>
-            </w:r>
-          </w:p>
-          <w:p>
-            <w:pPr>
-              <w:spacing w:after="40" w:before="0"/>
-              <w:jc w:val="left"/>
-            </w:pPr>
-            <w:r>
-              <w:rPr>
-                <w:rFonts w:ascii="Arial" w:cs="Arial" w:eastAsia="Arial" w:hAnsi="Arial"/>
-                <w:b w:val="false"/>
-                <w:bCs w:val="false"/>
-                <w:i w:val="false"/>
-                <w:iCs w:val="false"/>
-                <w:color w:val="000000"/>
-                <w:sz w:val="18"/>
-                <w:szCs w:val="18"/>
-              </w:rPr>
-              <w:t xml:space="preserve"/>
-            </w:r>
-          </w:p>
-          <w:p>
-            <w:pPr>
-              <w:spacing w:after="40" w:before="0"/>
-              <w:jc w:val="left"/>
-            </w:pPr>
-            <w:r>
-              <w:rPr>
-                <w:rFonts w:ascii="Arial" w:cs="Arial" w:eastAsia="Arial" w:hAnsi="Arial"/>
-                <w:b w:val="false"/>
-                <w:bCs w:val="false"/>
-                <w:i w:val="false"/>
-                <w:iCs w:val="false"/>
-                <w:color w:val="000000"/>
-                <w:sz w:val="18"/>
-                <w:szCs w:val="18"/>
-              </w:rPr>
-              <w:t xml:space="preserve">READ THIS BEFORE YOU BEGIN:</w:t>
-            </w:r>
-          </w:p>
-          <w:p>
-            <w:pPr>
-              <w:spacing w:after="40" w:before="0"/>
-              <w:jc w:val="left"/>
-            </w:pPr>
-            <w:r>
-              <w:rPr>
-                <w:rFonts w:ascii="Arial" w:cs="Arial" w:eastAsia="Arial" w:hAnsi="Arial"/>
-                <w:b w:val="false"/>
-                <w:bCs w:val="false"/>
-                <w:i w:val="false"/>
-                <w:iCs w:val="false"/>
-                <w:color w:val="000000"/>
-                <w:sz w:val="18"/>
-                <w:szCs w:val="18"/>
-              </w:rPr>
-              <w:t xml:space="preserve">A great Final Explanation is not a list of facts. It tells a story that connects evidence to reasoning. You should explain the phenomenon (the colour-changing cups), defend your explanation with chemical evidence, and show why it matters beyond the classroom. Use the four sections below as a guide. Write in full sentences and paragraphs. Refer back to the eight liquids from the canteen demonstration whenever you can — they are your anchor throughout.</w:t>
+              <w:t xml:space="preserve">Remember the eight cups at the front of the class in Lesson 1: lemon juice, black tea (chai), cow's milk, Stoney Tangawizi, tap water, baking soda solution, liquid handwash soap and dilute Jik bleach. Five drops of universal indicator turned them into a rainbow. Our Driving Question was: "What invisible properties of everyday Kenyan liquids cause them to turn such different colours, and why does it matter for our health, our farms, and our environment?" In the space under each prompt, write a full scientific explanation in your own words. Use the Arrhenius definitions, ions, the pH scale, indicator behaviour and the chemical properties of acids and bases that you learned in Lessons 1 to 10. Use evidence from our experiments and give chemical equations where asked. Write in full sentences.</w:t>
             </w:r>
           </w:p>
         </w:tc>
@@ -545,14 +450,12 @@
         <w:tblLayout w:type="fixed"/>
       </w:tblPr>
       <w:tblGrid>
-        <w:gridCol w:w="3000"/>
-        <w:gridCol w:w="10680"/>
+        <w:gridCol w:w="13680"/>
       </w:tblGrid>
       <w:tr>
         <w:tc>
           <w:tcPr>
             <w:tcW w:type="dxa" w:w="13680"/>
-            <w:gridSpan w:val="2"/>
             <w:shd w:fill="1F3864" w:color="auto" w:val="clear"/>
             <w:tcMar>
               <w:top w:type="dxa" w:w="60"/>
@@ -578,15 +481,15 @@
                 <w:sz w:val="22"/>
                 <w:szCs w:val="22"/>
               </w:rPr>
-              <w:t xml:space="preserve">Section 1 — Defining Acids and Bases: What Is Actually Dissolved in Those Cups?</w:t>
-            </w:r>
-          </w:p>
-        </w:tc>
-      </w:tr>
-      <w:tr>
-        <w:tc>
-          <w:tcPr>
-            <w:tcW w:type="dxa" w:w="3000"/>
+              <w:t xml:space="preserve">Part 1: Sorting the cups into groups</w:t>
+            </w:r>
+          </w:p>
+        </w:tc>
+      </w:tr>
+      <w:tr>
+        <w:tc>
+          <w:tcPr>
+            <w:tcW w:type="dxa" w:w="13680"/>
             <w:shd w:fill="D9EEF1" w:color="auto" w:val="clear"/>
             <w:tcMar>
               <w:top w:type="dxa" w:w="60"/>
@@ -612,13 +515,18 @@
                 <w:sz w:val="18"/>
                 <w:szCs w:val="18"/>
               </w:rPr>
-              <w:t xml:space="preserve">Explain what acids and bases ARE at the particle level, using the Arrhenius definition. Identify each of the eight canteen liquids (lemon juice, black tea, cow's milk, Stoney Tangawizi, tap water, baking soda solution, liquid soap, and Jik bleach solution) as acidic, basic, or neutral. For each, name the ion that is responsible for its character. Why did the liquids all look similar before the indicator was added, but behave so differently?</w:t>
-            </w:r>
-          </w:p>
-        </w:tc>
-        <w:tc>
-          <w:tcPr>
-            <w:tcW w:type="dxa" w:w="10680"/>
+              <w:t xml:space="preserve">Look back at the eight cups from Lesson 1. (a) Sort all eight cups into three groups (acidic, neutral, basic) and state the universal indicator colour you observed for each group. Make sure every cup is placed in a group. (b) Describe how red litmus, blue litmus, phenolphthalein and methyl orange would each behave in an acid and in a base. (c) Explain why we discuss taste and feel as properties of acids and bases but never use them to test substances in the laboratory.</w:t>
+            </w:r>
+          </w:p>
+        </w:tc>
+      </w:tr>
+      <w:tr>
+        <w:trPr>
+          <w:trHeight w:val="4200" w:hRule="atLeast"/>
+        </w:trPr>
+        <w:tc>
+          <w:tcPr>
+            <w:tcW w:type="dxa" w:w="13680"/>
             <w:shd w:fill="FFFFFF" w:color="auto" w:val="clear"/>
             <w:tcMar>
               <w:top w:type="dxa" w:w="60"/>
@@ -638,165 +546,13 @@
                 <w:rFonts w:ascii="Arial" w:cs="Arial" w:eastAsia="Arial" w:hAnsi="Arial"/>
                 <w:b w:val="false"/>
                 <w:bCs w:val="false"/>
-                <w:i w:val="false"/>
-                <w:iCs w:val="false"/>
-                <w:color w:val="000000"/>
-                <w:sz w:val="18"/>
-                <w:szCs w:val="18"/>
-              </w:rPr>
-              <w:t xml:space="preserve">Before the indicator was added, all eight cups looked like ordinary, colourless or lightly coloured liquids — there was nothing you could see that separated a cup of lemon juice from a cup of baking soda solution. Yet looks are deceiving, because what matters is what is dissolved at the particle level, not what the liquid looks like.</w:t>
-            </w:r>
-          </w:p>
-          <w:p>
-            <w:pPr>
-              <w:spacing w:after="40" w:before="0"/>
-              <w:jc w:val="left"/>
-            </w:pPr>
-            <w:r>
-              <w:rPr>
-                <w:rFonts w:ascii="Arial" w:cs="Arial" w:eastAsia="Arial" w:hAnsi="Arial"/>
-                <w:b w:val="false"/>
-                <w:bCs w:val="false"/>
-                <w:i w:val="false"/>
-                <w:iCs w:val="false"/>
-                <w:color w:val="000000"/>
-                <w:sz w:val="18"/>
-                <w:szCs w:val="18"/>
-              </w:rPr>
-              <w:t xml:space="preserve"/>
-            </w:r>
-          </w:p>
-          <w:p>
-            <w:pPr>
-              <w:spacing w:after="40" w:before="0"/>
-              <w:jc w:val="left"/>
-            </w:pPr>
-            <w:r>
-              <w:rPr>
-                <w:rFonts w:ascii="Arial" w:cs="Arial" w:eastAsia="Arial" w:hAnsi="Arial"/>
-                <w:b w:val="false"/>
-                <w:bCs w:val="false"/>
-                <w:i w:val="false"/>
-                <w:iCs w:val="false"/>
-                <w:color w:val="000000"/>
-                <w:sz w:val="18"/>
-                <w:szCs w:val="18"/>
-              </w:rPr>
-              <w:t xml:space="preserve">According to the Arrhenius definition, an acid is a substance that dissolves in water and releases hydrogen ions (H⁺) into the solution. A base is a substance that dissolves in water and releases hydroxide ions (OH⁻). The lemon juice, Stoney Tangawizi (which contains carbonic and phosphoric acid), black tea, and cow's milk all contain substances that release H⁺ ions in water — so they are acids. Lemon juice is strongly acidic because citric acid ionises readily, flooding the solution with H⁺ ions. Stoney Tangawizi is also acidic because dissolved carbon dioxide forms carbonic acid (CO₂ + H₂O → H₂CO₃), which then releases H⁺.</w:t>
-            </w:r>
-          </w:p>
-          <w:p>
-            <w:pPr>
-              <w:spacing w:after="40" w:before="0"/>
-              <w:jc w:val="left"/>
-            </w:pPr>
-            <w:r>
-              <w:rPr>
-                <w:rFonts w:ascii="Arial" w:cs="Arial" w:eastAsia="Arial" w:hAnsi="Arial"/>
-                <w:b w:val="false"/>
-                <w:bCs w:val="false"/>
-                <w:i w:val="false"/>
-                <w:iCs w:val="false"/>
-                <w:color w:val="000000"/>
-                <w:sz w:val="18"/>
-                <w:szCs w:val="18"/>
-              </w:rPr>
-              <w:t xml:space="preserve"/>
-            </w:r>
-          </w:p>
-          <w:p>
-            <w:pPr>
-              <w:spacing w:after="40" w:before="0"/>
-              <w:jc w:val="left"/>
-            </w:pPr>
-            <w:r>
-              <w:rPr>
-                <w:rFonts w:ascii="Arial" w:cs="Arial" w:eastAsia="Arial" w:hAnsi="Arial"/>
-                <w:b w:val="false"/>
-                <w:bCs w:val="false"/>
-                <w:i w:val="false"/>
-                <w:iCs w:val="false"/>
-                <w:color w:val="000000"/>
-                <w:sz w:val="18"/>
-                <w:szCs w:val="18"/>
-              </w:rPr>
-              <w:t xml:space="preserve">Clean tap water sits in the middle: it releases equal, very tiny amounts of both H⁺ and OH⁻ (Kw = [H⁺][OH⁻] = 1×10⁻¹⁴ at 25 °C), so it is neutral.</w:t>
-            </w:r>
-          </w:p>
-          <w:p>
-            <w:pPr>
-              <w:spacing w:after="40" w:before="0"/>
-              <w:jc w:val="left"/>
-            </w:pPr>
-            <w:r>
-              <w:rPr>
-                <w:rFonts w:ascii="Arial" w:cs="Arial" w:eastAsia="Arial" w:hAnsi="Arial"/>
-                <w:b w:val="false"/>
-                <w:bCs w:val="false"/>
-                <w:i w:val="false"/>
-                <w:iCs w:val="false"/>
-                <w:color w:val="000000"/>
-                <w:sz w:val="18"/>
-                <w:szCs w:val="18"/>
-              </w:rPr>
-              <w:t xml:space="preserve"/>
-            </w:r>
-          </w:p>
-          <w:p>
-            <w:pPr>
-              <w:spacing w:after="40" w:before="0"/>
-              <w:jc w:val="left"/>
-            </w:pPr>
-            <w:r>
-              <w:rPr>
-                <w:rFonts w:ascii="Arial" w:cs="Arial" w:eastAsia="Arial" w:hAnsi="Arial"/>
-                <w:b w:val="false"/>
-                <w:bCs w:val="false"/>
-                <w:i w:val="false"/>
-                <w:iCs w:val="false"/>
-                <w:color w:val="000000"/>
-                <w:sz w:val="18"/>
-                <w:szCs w:val="18"/>
-              </w:rPr>
-              <w:t xml:space="preserve">The baking soda solution, liquid soap, and Jik bleach solution all release OH⁻ ions — they are bases. Jik contains sodium hypochlorite (NaOCl), which ionises fully in water and produces a highly alkaline solution. Liquid soap contains sodium or potassium salts of fatty acids that hydrolyse to release OH⁻. Baking soda (NaHCO₃) is a mild base because it partially ionises to release a small amount of OH⁻.</w:t>
-            </w:r>
-          </w:p>
-          <w:p>
-            <w:pPr>
-              <w:spacing w:after="40" w:before="0"/>
-              <w:jc w:val="left"/>
-            </w:pPr>
-            <w:r>
-              <w:rPr>
-                <w:rFonts w:ascii="Arial" w:cs="Arial" w:eastAsia="Arial" w:hAnsi="Arial"/>
-                <w:b w:val="false"/>
-                <w:bCs w:val="false"/>
-                <w:i w:val="false"/>
-                <w:iCs w:val="false"/>
-                <w:color w:val="000000"/>
-                <w:sz w:val="18"/>
-                <w:szCs w:val="18"/>
-              </w:rPr>
-              <w:t xml:space="preserve"/>
-            </w:r>
-          </w:p>
-          <w:p>
-            <w:pPr>
-              <w:spacing w:after="40" w:before="0"/>
-              <w:jc w:val="left"/>
-            </w:pPr>
-            <w:r>
-              <w:rPr>
-                <w:rFonts w:ascii="Arial" w:cs="Arial" w:eastAsia="Arial" w:hAnsi="Arial"/>
-                <w:b w:val="false"/>
-                <w:bCs w:val="false"/>
-                <w:i w:val="false"/>
-                <w:iCs w:val="false"/>
-                <w:color w:val="000000"/>
-                <w:sz w:val="18"/>
-                <w:szCs w:val="18"/>
-              </w:rPr>
-              <w:t xml:space="preserve">The reason all these liquids looked the same before the indicator is that H⁺ and OH⁻ ions are invisible — they have no colour and no smell at the concentrations we find in everyday liquids. The universal indicator gave those invisible particles a visible voice: every colour in every cup was caused by the concentration of H⁺ or OH⁻ already present before a single drop of indicator touched the liquid.</w:t>
+                <w:i/>
+                <w:iCs/>
+                <w:color w:val="808080"/>
+                <w:sz w:val="18"/>
+                <w:szCs w:val="18"/>
+              </w:rPr>
+              <w:t xml:space="preserve">Write your answer here:</w:t>
             </w:r>
           </w:p>
         </w:tc>
@@ -824,14 +580,12 @@
         <w:tblLayout w:type="fixed"/>
       </w:tblPr>
       <w:tblGrid>
-        <w:gridCol w:w="3000"/>
-        <w:gridCol w:w="10680"/>
+        <w:gridCol w:w="13680"/>
       </w:tblGrid>
       <w:tr>
         <w:tc>
           <w:tcPr>
             <w:tcW w:type="dxa" w:w="13680"/>
-            <w:gridSpan w:val="2"/>
             <w:shd w:fill="1F3864" w:color="auto" w:val="clear"/>
             <w:tcMar>
               <w:top w:type="dxa" w:w="60"/>
@@ -857,15 +611,15 @@
                 <w:sz w:val="22"/>
                 <w:szCs w:val="22"/>
               </w:rPr>
-              <w:t xml:space="preserve">Section 2 — The pH Scale and the Rainbow: Reading the Colours as Numbers</w:t>
-            </w:r>
-          </w:p>
-        </w:tc>
-      </w:tr>
-      <w:tr>
-        <w:tc>
-          <w:tcPr>
-            <w:tcW w:type="dxa" w:w="3000"/>
+              <w:t xml:space="preserve">Part 2: What is inside an acid or a base?</w:t>
+            </w:r>
+          </w:p>
+        </w:tc>
+      </w:tr>
+      <w:tr>
+        <w:tc>
+          <w:tcPr>
+            <w:tcW w:type="dxa" w:w="13680"/>
             <w:shd w:fill="D9EEF1" w:color="auto" w:val="clear"/>
             <w:tcMar>
               <w:top w:type="dxa" w:w="60"/>
@@ -891,13 +645,18 @@
                 <w:sz w:val="18"/>
                 <w:szCs w:val="18"/>
               </w:rPr>
-              <w:t xml:space="preserve">Explain how the pH scale works and how it connects to the colours you observed. Use the formula pH = –log[H⁺] to justify why the scale is logarithmic. Assign approximate pH values to each of the eight canteen liquids and match each to its expected indicator colour. Why is it significant that each step on the pH scale represents a tenfold change in H⁺ concentration — not just a one-unit change?</w:t>
-            </w:r>
-          </w:p>
-        </w:tc>
-        <w:tc>
-          <w:tcPr>
-            <w:tcW w:type="dxa" w:w="10680"/>
+              <w:t xml:space="preserve">Explain at the particle level why the acidic cups and the basic cups gave different colours. In your answer: (a) state the Arrhenius definition of an acid and of a base; (b) write ionisation equations for HCl, H2SO4, NaOH and Ca(OH)2; (c) explain how the particles you named link to the colours of lemon juice and liquid soap with universal indicator, and to what happens in tap water.</w:t>
+            </w:r>
+          </w:p>
+        </w:tc>
+      </w:tr>
+      <w:tr>
+        <w:trPr>
+          <w:trHeight w:val="4200" w:hRule="atLeast"/>
+        </w:trPr>
+        <w:tc>
+          <w:tcPr>
+            <w:tcW w:type="dxa" w:w="13680"/>
             <w:shd w:fill="FFFFFF" w:color="auto" w:val="clear"/>
             <w:tcMar>
               <w:top w:type="dxa" w:w="60"/>
@@ -917,287 +676,13 @@
                 <w:rFonts w:ascii="Arial" w:cs="Arial" w:eastAsia="Arial" w:hAnsi="Arial"/>
                 <w:b w:val="false"/>
                 <w:bCs w:val="false"/>
-                <w:i w:val="false"/>
-                <w:iCs w:val="false"/>
-                <w:color w:val="000000"/>
-                <w:sz w:val="18"/>
-                <w:szCs w:val="18"/>
-              </w:rPr>
-              <w:t xml:space="preserve">The rainbow of colours that appeared in the eight cups was not random — it was a precise map of a mathematical scale called the pH scale, which runs from 0 (most acidic) to 14 (most basic), with 7 representing a perfectly neutral solution at 25 °C.</w:t>
-            </w:r>
-          </w:p>
-          <w:p>
-            <w:pPr>
-              <w:spacing w:after="40" w:before="0"/>
-              <w:jc w:val="left"/>
-            </w:pPr>
-            <w:r>
-              <w:rPr>
-                <w:rFonts w:ascii="Arial" w:cs="Arial" w:eastAsia="Arial" w:hAnsi="Arial"/>
-                <w:b w:val="false"/>
-                <w:bCs w:val="false"/>
-                <w:i w:val="false"/>
-                <w:iCs w:val="false"/>
-                <w:color w:val="000000"/>
-                <w:sz w:val="18"/>
-                <w:szCs w:val="18"/>
-              </w:rPr>
-              <w:t xml:space="preserve"/>
-            </w:r>
-          </w:p>
-          <w:p>
-            <w:pPr>
-              <w:spacing w:after="40" w:before="0"/>
-              <w:jc w:val="left"/>
-            </w:pPr>
-            <w:r>
-              <w:rPr>
-                <w:rFonts w:ascii="Arial" w:cs="Arial" w:eastAsia="Arial" w:hAnsi="Arial"/>
-                <w:b w:val="false"/>
-                <w:bCs w:val="false"/>
-                <w:i w:val="false"/>
-                <w:iCs w:val="false"/>
-                <w:color w:val="000000"/>
-                <w:sz w:val="18"/>
-                <w:szCs w:val="18"/>
-              </w:rPr>
-              <w:t xml:space="preserve">The pH of a solution is defined by the formula: pH = –log[H⁺], where [H⁺] is the concentration of hydrogen ions in moles per litre (mol/L). The negative sign is used because [H⁺] in most solutions is a very small number (e.g., 0.001 mol/L), and taking the negative logarithm converts it into a convenient positive number (pH = –log[0.001] = 3). This means the scale is logarithmic: every single step of 1 pH unit represents a tenfold change in [H⁺]. So lemon juice at pH 2 has ten times more H⁺ ions than black tea at pH 3, and one hundred times more than cow's milk at approximately pH 6.5.</w:t>
-            </w:r>
-          </w:p>
-          <w:p>
-            <w:pPr>
-              <w:spacing w:after="40" w:before="0"/>
-              <w:jc w:val="left"/>
-            </w:pPr>
-            <w:r>
-              <w:rPr>
-                <w:rFonts w:ascii="Arial" w:cs="Arial" w:eastAsia="Arial" w:hAnsi="Arial"/>
-                <w:b w:val="false"/>
-                <w:bCs w:val="false"/>
-                <w:i w:val="false"/>
-                <w:iCs w:val="false"/>
-                <w:color w:val="000000"/>
-                <w:sz w:val="18"/>
-                <w:szCs w:val="18"/>
-              </w:rPr>
-              <w:t xml:space="preserve"/>
-            </w:r>
-          </w:p>
-          <w:p>
-            <w:pPr>
-              <w:spacing w:after="40" w:before="0"/>
-              <w:jc w:val="left"/>
-            </w:pPr>
-            <w:r>
-              <w:rPr>
-                <w:rFonts w:ascii="Arial" w:cs="Arial" w:eastAsia="Arial" w:hAnsi="Arial"/>
-                <w:b w:val="false"/>
-                <w:bCs w:val="false"/>
-                <w:i w:val="false"/>
-                <w:iCs w:val="false"/>
-                <w:color w:val="000000"/>
-                <w:sz w:val="18"/>
-                <w:szCs w:val="18"/>
-              </w:rPr>
-              <w:t xml:space="preserve">Here is how the eight canteen liquids map onto the scale:</w:t>
-            </w:r>
-          </w:p>
-          <w:p>
-            <w:pPr>
-              <w:spacing w:after="30" w:before="0"/>
-              <w:ind w:left="360" w:hanging="180"/>
-              <w:jc w:val="left"/>
-            </w:pPr>
-            <w:r>
-              <w:rPr>
-                <w:rFonts w:ascii="Arial" w:cs="Arial" w:eastAsia="Arial" w:hAnsi="Arial"/>
-                <w:b w:val="false"/>
-                <w:bCs w:val="false"/>
-                <w:i w:val="false"/>
-                <w:iCs w:val="false"/>
-                <w:color w:val="000000"/>
-                <w:sz w:val="18"/>
-                <w:szCs w:val="18"/>
-              </w:rPr>
-              <w:t xml:space="preserve">–  Lemon juice: ~pH 2 → bright red/orange with universal indicator</w:t>
-            </w:r>
-          </w:p>
-          <w:p>
-            <w:pPr>
-              <w:spacing w:after="30" w:before="0"/>
-              <w:ind w:left="360" w:hanging="180"/>
-              <w:jc w:val="left"/>
-            </w:pPr>
-            <w:r>
-              <w:rPr>
-                <w:rFonts w:ascii="Arial" w:cs="Arial" w:eastAsia="Arial" w:hAnsi="Arial"/>
-                <w:b w:val="false"/>
-                <w:bCs w:val="false"/>
-                <w:i w:val="false"/>
-                <w:iCs w:val="false"/>
-                <w:color w:val="000000"/>
-                <w:sz w:val="18"/>
-                <w:szCs w:val="18"/>
-              </w:rPr>
-              <w:t xml:space="preserve">–  Stoney Tangawizi: ~pH 3–4 → orange</w:t>
-            </w:r>
-          </w:p>
-          <w:p>
-            <w:pPr>
-              <w:spacing w:after="30" w:before="0"/>
-              <w:ind w:left="360" w:hanging="180"/>
-              <w:jc w:val="left"/>
-            </w:pPr>
-            <w:r>
-              <w:rPr>
-                <w:rFonts w:ascii="Arial" w:cs="Arial" w:eastAsia="Arial" w:hAnsi="Arial"/>
-                <w:b w:val="false"/>
-                <w:bCs w:val="false"/>
-                <w:i w:val="false"/>
-                <w:iCs w:val="false"/>
-                <w:color w:val="000000"/>
-                <w:sz w:val="18"/>
-                <w:szCs w:val="18"/>
-              </w:rPr>
-              <w:t xml:space="preserve">–  Black tea (chai): ~pH 5 → orange-yellow</w:t>
-            </w:r>
-          </w:p>
-          <w:p>
-            <w:pPr>
-              <w:spacing w:after="30" w:before="0"/>
-              <w:ind w:left="360" w:hanging="180"/>
-              <w:jc w:val="left"/>
-            </w:pPr>
-            <w:r>
-              <w:rPr>
-                <w:rFonts w:ascii="Arial" w:cs="Arial" w:eastAsia="Arial" w:hAnsi="Arial"/>
-                <w:b w:val="false"/>
-                <w:bCs w:val="false"/>
-                <w:i w:val="false"/>
-                <w:iCs w:val="false"/>
-                <w:color w:val="000000"/>
-                <w:sz w:val="18"/>
-                <w:szCs w:val="18"/>
-              </w:rPr>
-              <w:t xml:space="preserve">–  Cow's milk: ~pH 6.5 → yellow-green</w:t>
-            </w:r>
-          </w:p>
-          <w:p>
-            <w:pPr>
-              <w:spacing w:after="30" w:before="0"/>
-              <w:ind w:left="360" w:hanging="180"/>
-              <w:jc w:val="left"/>
-            </w:pPr>
-            <w:r>
-              <w:rPr>
-                <w:rFonts w:ascii="Arial" w:cs="Arial" w:eastAsia="Arial" w:hAnsi="Arial"/>
-                <w:b w:val="false"/>
-                <w:bCs w:val="false"/>
-                <w:i w:val="false"/>
-                <w:iCs w:val="false"/>
-                <w:color w:val="000000"/>
-                <w:sz w:val="18"/>
-                <w:szCs w:val="18"/>
-              </w:rPr>
-              <w:t xml:space="preserve">–  Tap water: ~pH 7 → green (the only green cup!)</w:t>
-            </w:r>
-          </w:p>
-          <w:p>
-            <w:pPr>
-              <w:spacing w:after="30" w:before="0"/>
-              <w:ind w:left="360" w:hanging="180"/>
-              <w:jc w:val="left"/>
-            </w:pPr>
-            <w:r>
-              <w:rPr>
-                <w:rFonts w:ascii="Arial" w:cs="Arial" w:eastAsia="Arial" w:hAnsi="Arial"/>
-                <w:b w:val="false"/>
-                <w:bCs w:val="false"/>
-                <w:i w:val="false"/>
-                <w:iCs w:val="false"/>
-                <w:color w:val="000000"/>
-                <w:sz w:val="18"/>
-                <w:szCs w:val="18"/>
-              </w:rPr>
-              <w:t xml:space="preserve">–  Baking soda solution: ~pH 8–9 → blue</w:t>
-            </w:r>
-          </w:p>
-          <w:p>
-            <w:pPr>
-              <w:spacing w:after="30" w:before="0"/>
-              <w:ind w:left="360" w:hanging="180"/>
-              <w:jc w:val="left"/>
-            </w:pPr>
-            <w:r>
-              <w:rPr>
-                <w:rFonts w:ascii="Arial" w:cs="Arial" w:eastAsia="Arial" w:hAnsi="Arial"/>
-                <w:b w:val="false"/>
-                <w:bCs w:val="false"/>
-                <w:i w:val="false"/>
-                <w:iCs w:val="false"/>
-                <w:color w:val="000000"/>
-                <w:sz w:val="18"/>
-                <w:szCs w:val="18"/>
-              </w:rPr>
-              <w:t xml:space="preserve">–  Liquid soap: ~pH 9–10 → blue-purple</w:t>
-            </w:r>
-          </w:p>
-          <w:p>
-            <w:pPr>
-              <w:spacing w:after="30" w:before="0"/>
-              <w:ind w:left="360" w:hanging="180"/>
-              <w:jc w:val="left"/>
-            </w:pPr>
-            <w:r>
-              <w:rPr>
-                <w:rFonts w:ascii="Arial" w:cs="Arial" w:eastAsia="Arial" w:hAnsi="Arial"/>
-                <w:b w:val="false"/>
-                <w:bCs w:val="false"/>
-                <w:i w:val="false"/>
-                <w:iCs w:val="false"/>
-                <w:color w:val="000000"/>
-                <w:sz w:val="18"/>
-                <w:szCs w:val="18"/>
-              </w:rPr>
-              <w:t xml:space="preserve">–  Jik bleach solution: ~pH 11–13 → purple/dark violet</w:t>
-            </w:r>
-          </w:p>
-          <w:p>
-            <w:pPr>
-              <w:spacing w:after="40" w:before="0"/>
-              <w:jc w:val="left"/>
-            </w:pPr>
-            <w:r>
-              <w:rPr>
-                <w:rFonts w:ascii="Arial" w:cs="Arial" w:eastAsia="Arial" w:hAnsi="Arial"/>
-                <w:b w:val="false"/>
-                <w:bCs w:val="false"/>
-                <w:i w:val="false"/>
-                <w:iCs w:val="false"/>
-                <w:color w:val="000000"/>
-                <w:sz w:val="18"/>
-                <w:szCs w:val="18"/>
-              </w:rPr>
-              <w:t xml:space="preserve"/>
-            </w:r>
-          </w:p>
-          <w:p>
-            <w:pPr>
-              <w:spacing w:after="40" w:before="0"/>
-              <w:jc w:val="left"/>
-            </w:pPr>
-            <w:r>
-              <w:rPr>
-                <w:rFonts w:ascii="Arial" w:cs="Arial" w:eastAsia="Arial" w:hAnsi="Arial"/>
-                <w:b w:val="false"/>
-                <w:bCs w:val="false"/>
-                <w:i w:val="false"/>
-                <w:iCs w:val="false"/>
-                <w:color w:val="000000"/>
-                <w:sz w:val="18"/>
-                <w:szCs w:val="18"/>
-              </w:rPr>
-              <w:t xml:space="preserve">The fact that the scale is logarithmic is enormously important. It means the difference between lemon juice (pH 2) and Jik bleach (pH 13) is not an 11-unit difference — it is an 11-order-of-magnitude difference, meaning Jik bleach has 10¹¹ (100 billion) times fewer H⁺ ions than lemon juice. That is why Jik can destroy pathogens and bleach fabric while lemon juice just flavours your food. The colours in the cups were really telling you about powers of ten — hidden inside what looked like ordinary drinks.</w:t>
+                <w:i/>
+                <w:iCs/>
+                <w:color w:val="808080"/>
+                <w:sz w:val="18"/>
+                <w:szCs w:val="18"/>
+              </w:rPr>
+              <w:t xml:space="preserve">Write your answer here:</w:t>
             </w:r>
           </w:p>
         </w:tc>
@@ -1225,14 +710,12 @@
         <w:tblLayout w:type="fixed"/>
       </w:tblPr>
       <w:tblGrid>
-        <w:gridCol w:w="3000"/>
-        <w:gridCol w:w="10680"/>
+        <w:gridCol w:w="13680"/>
       </w:tblGrid>
       <w:tr>
         <w:tc>
           <w:tcPr>
             <w:tcW w:type="dxa" w:w="13680"/>
-            <w:gridSpan w:val="2"/>
             <w:shd w:fill="1F3864" w:color="auto" w:val="clear"/>
             <w:tcMar>
               <w:top w:type="dxa" w:w="60"/>
@@ -1258,15 +741,15 @@
                 <w:sz w:val="22"/>
                 <w:szCs w:val="22"/>
               </w:rPr>
-              <w:t xml:space="preserve">Section 3 — Chemical Properties in Action: How Acids and Bases Behave</w:t>
-            </w:r>
-          </w:p>
-        </w:tc>
-      </w:tr>
-      <w:tr>
-        <w:tc>
-          <w:tcPr>
-            <w:tcW w:type="dxa" w:w="3000"/>
+              <w:t xml:space="preserve">Part 3: Why the shades differ – pH, strength and ionisation</w:t>
+            </w:r>
+          </w:p>
+        </w:tc>
+      </w:tr>
+      <w:tr>
+        <w:tc>
+          <w:tcPr>
+            <w:tcW w:type="dxa" w:w="13680"/>
             <w:shd w:fill="D9EEF1" w:color="auto" w:val="clear"/>
             <w:tcMar>
               <w:top w:type="dxa" w:w="60"/>
@@ -1292,13 +775,18 @@
                 <w:sz w:val="18"/>
                 <w:szCs w:val="18"/>
               </w:rPr>
-              <w:t xml:space="preserve">Describe the key chemical properties of acids and bases. Use specific examples from the canteen liquids and from Kenyan life to illustrate each property. Your answer must include: the reaction of acids with metals and carbonates, neutralisation reactions (with a balanced equation), and the behaviour of acids and bases with indicators. Explain how neutralisation is a two-way 'tug-of-war' between H⁺ and OH⁻ ions.</w:t>
-            </w:r>
-          </w:p>
-        </w:tc>
-        <w:tc>
-          <w:tcPr>
-            <w:tcW w:type="dxa" w:w="10680"/>
+              <w:t xml:space="preserve">The cups did not all show the same shade within the red group or within the blue-purple group. (a) Explain what the pH scale measures and how pH numbers relate to the indicator colours and to H+ concentration. (b) In Lesson 9 hydrochloric acid gave pH 1 while ethanoic acid in vinegar gave about pH 3, and sodium hydroxide gave pH 13 while ammonia solution gave about pH 11. Suggest what property of the particles in these solutions could account for the differences, and show how the equations for a strong and a weak acid differ. (c) Use your ideas to explain why lemon juice (red) and Stoney Tangawizi (orange-red) differ in shade, and why the basic cups differ in shade from each other.</w:t>
+            </w:r>
+          </w:p>
+        </w:tc>
+      </w:tr>
+      <w:tr>
+        <w:trPr>
+          <w:trHeight w:val="4200" w:hRule="atLeast"/>
+        </w:trPr>
+        <w:tc>
+          <w:tcPr>
+            <w:tcW w:type="dxa" w:w="13680"/>
             <w:shd w:fill="FFFFFF" w:color="auto" w:val="clear"/>
             <w:tcMar>
               <w:top w:type="dxa" w:w="60"/>
@@ -1318,279 +806,13 @@
                 <w:rFonts w:ascii="Arial" w:cs="Arial" w:eastAsia="Arial" w:hAnsi="Arial"/>
                 <w:b w:val="false"/>
                 <w:bCs w:val="false"/>
-                <w:i w:val="false"/>
-                <w:iCs w:val="false"/>
-                <w:color w:val="000000"/>
-                <w:sz w:val="18"/>
-                <w:szCs w:val="18"/>
-              </w:rPr>
-              <w:t xml:space="preserve">Understanding what acids and bases ARE (Section 1) is only the beginning. To truly explain the phenomenon, you also need to understand what they DO — their chemical properties.</w:t>
-            </w:r>
-          </w:p>
-          <w:p>
-            <w:pPr>
-              <w:spacing w:after="40" w:before="0"/>
-              <w:jc w:val="left"/>
-            </w:pPr>
-            <w:r>
-              <w:rPr>
-                <w:rFonts w:ascii="Arial" w:cs="Arial" w:eastAsia="Arial" w:hAnsi="Arial"/>
-                <w:b w:val="false"/>
-                <w:bCs w:val="false"/>
-                <w:i w:val="false"/>
-                <w:iCs w:val="false"/>
-                <w:color w:val="000000"/>
-                <w:sz w:val="18"/>
-                <w:szCs w:val="18"/>
-              </w:rPr>
-              <w:t xml:space="preserve"/>
-            </w:r>
-          </w:p>
-          <w:p>
-            <w:pPr>
-              <w:spacing w:after="40" w:before="0"/>
-              <w:jc w:val="left"/>
-            </w:pPr>
-            <w:r>
-              <w:rPr>
-                <w:rFonts w:ascii="Arial" w:cs="Arial" w:eastAsia="Arial" w:hAnsi="Arial"/>
-                <w:b w:val="false"/>
-                <w:bCs w:val="false"/>
-                <w:i w:val="false"/>
-                <w:iCs w:val="false"/>
-                <w:color w:val="000000"/>
-                <w:sz w:val="18"/>
-                <w:szCs w:val="18"/>
-              </w:rPr>
-              <w:t xml:space="preserve">ACIDS react with metals to produce a salt and hydrogen gas. For example, if you added iron nails to lemon juice (citric acid), you would see bubbling as hydrogen gas (H₂) is released and an iron salt forms. Farmers in the Rift Valley who store acidic fertiliser improperly sometimes see this corrosion on metal equipment. Acids also react vigorously with carbonates and hydrogen carbonates, releasing carbon dioxide gas. The fizzing you notice when you add lemon juice to baking soda (a bicarbonate) in a Kenyan kitchen is exactly this reaction: the citric acid (H⁺ ions) reacts with bicarbonate (HCO₃⁻) to produce CO₂ bubbles, water, and a salt.</w:t>
-            </w:r>
-          </w:p>
-          <w:p>
-            <w:pPr>
-              <w:spacing w:after="40" w:before="0"/>
-              <w:jc w:val="left"/>
-            </w:pPr>
-            <w:r>
-              <w:rPr>
-                <w:rFonts w:ascii="Arial" w:cs="Arial" w:eastAsia="Arial" w:hAnsi="Arial"/>
-                <w:b w:val="false"/>
-                <w:bCs w:val="false"/>
-                <w:i w:val="false"/>
-                <w:iCs w:val="false"/>
-                <w:color w:val="000000"/>
-                <w:sz w:val="18"/>
-                <w:szCs w:val="18"/>
-              </w:rPr>
-              <w:t xml:space="preserve"/>
-            </w:r>
-          </w:p>
-          <w:p>
-            <w:pPr>
-              <w:spacing w:after="40" w:before="0"/>
-              <w:jc w:val="left"/>
-            </w:pPr>
-            <w:r>
-              <w:rPr>
-                <w:rFonts w:ascii="Arial" w:cs="Arial" w:eastAsia="Arial" w:hAnsi="Arial"/>
-                <w:b w:val="false"/>
-                <w:bCs w:val="false"/>
-                <w:i w:val="false"/>
-                <w:iCs w:val="false"/>
-                <w:color w:val="000000"/>
-                <w:sz w:val="18"/>
-                <w:szCs w:val="18"/>
-              </w:rPr>
-              <w:t xml:space="preserve">BASES feel slippery to the touch (like liquid soap) because OH⁻ ions react with fatty acids and oils on your skin. Concentrated bases are highly corrosive — this is why Jik bleach carries warnings and why it must never be swallowed.</w:t>
-            </w:r>
-          </w:p>
-          <w:p>
-            <w:pPr>
-              <w:spacing w:after="40" w:before="0"/>
-              <w:jc w:val="left"/>
-            </w:pPr>
-            <w:r>
-              <w:rPr>
-                <w:rFonts w:ascii="Arial" w:cs="Arial" w:eastAsia="Arial" w:hAnsi="Arial"/>
-                <w:b w:val="false"/>
-                <w:bCs w:val="false"/>
-                <w:i w:val="false"/>
-                <w:iCs w:val="false"/>
-                <w:color w:val="000000"/>
-                <w:sz w:val="18"/>
-                <w:szCs w:val="18"/>
-              </w:rPr>
-              <w:t xml:space="preserve"/>
-            </w:r>
-          </w:p>
-          <w:p>
-            <w:pPr>
-              <w:spacing w:after="40" w:before="0"/>
-              <w:jc w:val="left"/>
-            </w:pPr>
-            <w:r>
-              <w:rPr>
-                <w:rFonts w:ascii="Arial" w:cs="Arial" w:eastAsia="Arial" w:hAnsi="Arial"/>
-                <w:b w:val="false"/>
-                <w:bCs w:val="false"/>
-                <w:i w:val="false"/>
-                <w:iCs w:val="false"/>
-                <w:color w:val="000000"/>
-                <w:sz w:val="18"/>
-                <w:szCs w:val="18"/>
-              </w:rPr>
-              <w:t xml:space="preserve">NEUTRALISATION is perhaps the most important property. When an acid and a base are mixed in the right proportions, their H⁺ and OH⁻ ions cancel each other out in a direct ionic reaction:</w:t>
-            </w:r>
-          </w:p>
-          <w:p>
-            <w:pPr>
-              <w:spacing w:after="40" w:before="0"/>
-              <w:jc w:val="left"/>
-            </w:pPr>
-            <w:r>
-              <w:rPr>
-                <w:rFonts w:ascii="Arial" w:cs="Arial" w:eastAsia="Arial" w:hAnsi="Arial"/>
-                <w:b w:val="false"/>
-                <w:bCs w:val="false"/>
-                <w:i w:val="false"/>
-                <w:iCs w:val="false"/>
-                <w:color w:val="000000"/>
-                <w:sz w:val="18"/>
-                <w:szCs w:val="18"/>
-              </w:rPr>
-              <w:t xml:space="preserve"/>
-            </w:r>
-          </w:p>
-          <w:p>
-            <w:pPr>
-              <w:spacing w:after="40" w:before="0"/>
-              <w:jc w:val="left"/>
-            </w:pPr>
-            <w:r>
-              <w:rPr>
-                <w:rFonts w:ascii="Arial" w:cs="Arial" w:eastAsia="Arial" w:hAnsi="Arial"/>
-                <w:b w:val="false"/>
-                <w:bCs w:val="false"/>
-                <w:i w:val="false"/>
-                <w:iCs w:val="false"/>
-                <w:color w:val="000000"/>
-                <w:sz w:val="18"/>
-                <w:szCs w:val="18"/>
-              </w:rPr>
-              <w:t xml:space="preserve"> H⁺(aq) + OH⁻(aq) → H₂O(l)</w:t>
-            </w:r>
-          </w:p>
-          <w:p>
-            <w:pPr>
-              <w:spacing w:after="40" w:before="0"/>
-              <w:jc w:val="left"/>
-            </w:pPr>
-            <w:r>
-              <w:rPr>
-                <w:rFonts w:ascii="Arial" w:cs="Arial" w:eastAsia="Arial" w:hAnsi="Arial"/>
-                <w:b w:val="false"/>
-                <w:bCs w:val="false"/>
-                <w:i w:val="false"/>
-                <w:iCs w:val="false"/>
-                <w:color w:val="000000"/>
-                <w:sz w:val="18"/>
-                <w:szCs w:val="18"/>
-              </w:rPr>
-              <w:t xml:space="preserve"/>
-            </w:r>
-          </w:p>
-          <w:p>
-            <w:pPr>
-              <w:spacing w:after="40" w:before="0"/>
-              <w:jc w:val="left"/>
-            </w:pPr>
-            <w:r>
-              <w:rPr>
-                <w:rFonts w:ascii="Arial" w:cs="Arial" w:eastAsia="Arial" w:hAnsi="Arial"/>
-                <w:b w:val="false"/>
-                <w:bCs w:val="false"/>
-                <w:i w:val="false"/>
-                <w:iCs w:val="false"/>
-                <w:color w:val="000000"/>
-                <w:sz w:val="18"/>
-                <w:szCs w:val="18"/>
-              </w:rPr>
-              <w:t xml:space="preserve">This is a 'tug-of-war': the H⁺ from the acid and the OH⁻ from the base pull against each other, and if their amounts match exactly, neither wins — the result is pure water (plus a dissolved salt), and the pH reaches 7. If you added baking soda solution to lemon juice drop by drop and watched the indicator, you would see the colour shift gradually from red → orange → yellow → green as the acid is progressively neutralised. A full neutralisation equation for hydrochloric acid and sodium hydroxide reads:</w:t>
-            </w:r>
-          </w:p>
-          <w:p>
-            <w:pPr>
-              <w:spacing w:after="40" w:before="0"/>
-              <w:jc w:val="left"/>
-            </w:pPr>
-            <w:r>
-              <w:rPr>
-                <w:rFonts w:ascii="Arial" w:cs="Arial" w:eastAsia="Arial" w:hAnsi="Arial"/>
-                <w:b w:val="false"/>
-                <w:bCs w:val="false"/>
-                <w:i w:val="false"/>
-                <w:iCs w:val="false"/>
-                <w:color w:val="000000"/>
-                <w:sz w:val="18"/>
-                <w:szCs w:val="18"/>
-              </w:rPr>
-              <w:t xml:space="preserve"/>
-            </w:r>
-          </w:p>
-          <w:p>
-            <w:pPr>
-              <w:spacing w:after="40" w:before="0"/>
-              <w:jc w:val="left"/>
-            </w:pPr>
-            <w:r>
-              <w:rPr>
-                <w:rFonts w:ascii="Arial" w:cs="Arial" w:eastAsia="Arial" w:hAnsi="Arial"/>
-                <w:b w:val="false"/>
-                <w:bCs w:val="false"/>
-                <w:i w:val="false"/>
-                <w:iCs w:val="false"/>
-                <w:color w:val="000000"/>
-                <w:sz w:val="18"/>
-                <w:szCs w:val="18"/>
-              </w:rPr>
-              <w:t xml:space="preserve"> HCl(aq) + NaOH(aq) → NaCl(aq) + H₂O(l)</w:t>
-            </w:r>
-          </w:p>
-          <w:p>
-            <w:pPr>
-              <w:spacing w:after="40" w:before="0"/>
-              <w:jc w:val="left"/>
-            </w:pPr>
-            <w:r>
-              <w:rPr>
-                <w:rFonts w:ascii="Arial" w:cs="Arial" w:eastAsia="Arial" w:hAnsi="Arial"/>
-                <w:b w:val="false"/>
-                <w:bCs w:val="false"/>
-                <w:i w:val="false"/>
-                <w:iCs w:val="false"/>
-                <w:color w:val="000000"/>
-                <w:sz w:val="18"/>
-                <w:szCs w:val="18"/>
-              </w:rPr>
-              <w:t xml:space="preserve"/>
-            </w:r>
-          </w:p>
-          <w:p>
-            <w:pPr>
-              <w:spacing w:after="40" w:before="0"/>
-              <w:jc w:val="left"/>
-            </w:pPr>
-            <w:r>
-              <w:rPr>
-                <w:rFonts w:ascii="Arial" w:cs="Arial" w:eastAsia="Arial" w:hAnsi="Arial"/>
-                <w:b w:val="false"/>
-                <w:bCs w:val="false"/>
-                <w:i w:val="false"/>
-                <w:iCs w:val="false"/>
-                <w:color w:val="000000"/>
-                <w:sz w:val="18"/>
-                <w:szCs w:val="18"/>
-              </w:rPr>
-              <w:t xml:space="preserve">INDICATORS themselves work because they are weak acids or bases whose conjugate forms have different colours — the universal indicator is actually a mixture of several such dyes, which is why it can show so many different colours across the full pH range. Each colour in the canteen cups was the indicator molecules responding to the exact balance of H⁺ and OH⁻ already present in the liquid.</w:t>
+                <w:i/>
+                <w:iCs/>
+                <w:color w:val="808080"/>
+                <w:sz w:val="18"/>
+                <w:szCs w:val="18"/>
+              </w:rPr>
+              <w:t xml:space="preserve">Write your answer here:</w:t>
             </w:r>
           </w:p>
         </w:tc>
@@ -1618,14 +840,12 @@
         <w:tblLayout w:type="fixed"/>
       </w:tblPr>
       <w:tblGrid>
-        <w:gridCol w:w="3000"/>
-        <w:gridCol w:w="10680"/>
+        <w:gridCol w:w="13680"/>
       </w:tblGrid>
       <w:tr>
         <w:tc>
           <w:tcPr>
             <w:tcW w:type="dxa" w:w="13680"/>
-            <w:gridSpan w:val="2"/>
             <w:shd w:fill="1F3864" w:color="auto" w:val="clear"/>
             <w:tcMar>
               <w:top w:type="dxa" w:w="60"/>
@@ -1651,15 +871,15 @@
                 <w:sz w:val="22"/>
                 <w:szCs w:val="22"/>
               </w:rPr>
-              <w:t xml:space="preserve">Section 4 — Why It Matters: Acids, Bases, Health, Farming, and the Environment in Kenya</w:t>
-            </w:r>
-          </w:p>
-        </w:tc>
-      </w:tr>
-      <w:tr>
-        <w:tc>
-          <w:tcPr>
-            <w:tcW w:type="dxa" w:w="3000"/>
+              <w:t xml:space="preserve">Part 4: What acids do – chemical properties</w:t>
+            </w:r>
+          </w:p>
+        </w:tc>
+      </w:tr>
+      <w:tr>
+        <w:tc>
+          <w:tcPr>
+            <w:tcW w:type="dxa" w:w="13680"/>
             <w:shd w:fill="D9EEF1" w:color="auto" w:val="clear"/>
             <w:tcMar>
               <w:top w:type="dxa" w:w="60"/>
@@ -1685,13 +905,18 @@
                 <w:sz w:val="18"/>
                 <w:szCs w:val="18"/>
               </w:rPr>
-              <w:t xml:space="preserve">Now zoom out. Connect your chemical understanding to three real-world contexts: (1) human health (e.g., digestion, safe drinking water, use of Jik as a disinfectant), (2) agriculture in Kenya (e.g., soil pH in Kericho tea farms or maize farming in the Rift Valley), and (3) environmental issues (e.g., acid rain, water quality in Lake Victoria or Nairobi rivers). For each context, explain specifically how the concentration of H⁺ or OH⁻ ions affects an outcome that matters. Use the phrase 'pH matters here because…' at least once in each context.</w:t>
-            </w:r>
-          </w:p>
-        </w:tc>
-        <w:tc>
-          <w:tcPr>
-            <w:tcW w:type="dxa" w:w="10680"/>
+              <w:t xml:space="preserve">Acids are not only detected by colour; they also react. (a) Name the four types of substance that acids react with in the lessons, and for each give the products and the test or observation that provides the evidence. (b) Write one balanced equation for acid + metal, one for acid + carbonate, and the net ionic equation for neutralisation. (c) Explain what these reactions have in common in terms of the Arrhenius model.</w:t>
+            </w:r>
+          </w:p>
+        </w:tc>
+      </w:tr>
+      <w:tr>
+        <w:trPr>
+          <w:trHeight w:val="4200" w:hRule="atLeast"/>
+        </w:trPr>
+        <w:tc>
+          <w:tcPr>
+            <w:tcW w:type="dxa" w:w="13680"/>
             <w:shd w:fill="FFFFFF" w:color="auto" w:val="clear"/>
             <w:tcMar>
               <w:top w:type="dxa" w:w="60"/>
@@ -1711,184 +936,13 @@
                 <w:rFonts w:ascii="Arial" w:cs="Arial" w:eastAsia="Arial" w:hAnsi="Arial"/>
                 <w:b w:val="false"/>
                 <w:bCs w:val="false"/>
-                <w:i w:val="false"/>
-                <w:iCs w:val="false"/>
-                <w:color w:val="000000"/>
-                <w:sz w:val="18"/>
-                <w:szCs w:val="18"/>
-              </w:rPr>
-              <w:t xml:space="preserve">The colour-changing cups were not just a classroom trick — they were a window into chemistry that shapes the health of people, the productivity of farms, and the quality of the environment across Kenya every single day.</w:t>
-            </w:r>
-          </w:p>
-          <w:p>
-            <w:pPr>
-              <w:spacing w:after="40" w:before="0"/>
-              <w:jc w:val="left"/>
-            </w:pPr>
-            <w:r>
-              <w:rPr>
-                <w:rFonts w:ascii="Arial" w:cs="Arial" w:eastAsia="Arial" w:hAnsi="Arial"/>
-                <w:b w:val="false"/>
-                <w:bCs w:val="false"/>
-                <w:i w:val="false"/>
-                <w:iCs w:val="false"/>
-                <w:color w:val="000000"/>
-                <w:sz w:val="18"/>
-                <w:szCs w:val="18"/>
-              </w:rPr>
-              <w:t xml:space="preserve"/>
-            </w:r>
-          </w:p>
-          <w:p>
-            <w:pPr>
-              <w:spacing w:after="40" w:before="0"/>
-              <w:jc w:val="left"/>
-            </w:pPr>
-            <w:r>
-              <w:rPr>
-                <w:rFonts w:ascii="Arial" w:cs="Arial" w:eastAsia="Arial" w:hAnsi="Arial"/>
-                <w:b w:val="false"/>
-                <w:bCs w:val="false"/>
-                <w:i w:val="false"/>
-                <w:iCs w:val="false"/>
-                <w:color w:val="000000"/>
-                <w:sz w:val="18"/>
-                <w:szCs w:val="18"/>
-              </w:rPr>
-              <w:t xml:space="preserve">(1) HUMAN HEALTH</w:t>
-            </w:r>
-          </w:p>
-          <w:p>
-            <w:pPr>
-              <w:spacing w:after="40" w:before="0"/>
-              <w:jc w:val="left"/>
-            </w:pPr>
-            <w:r>
-              <w:rPr>
-                <w:rFonts w:ascii="Arial" w:cs="Arial" w:eastAsia="Arial" w:hAnsi="Arial"/>
-                <w:b w:val="false"/>
-                <w:bCs w:val="false"/>
-                <w:i w:val="false"/>
-                <w:iCs w:val="false"/>
-                <w:color w:val="000000"/>
-                <w:sz w:val="18"/>
-                <w:szCs w:val="18"/>
-              </w:rPr>
-              <w:t xml:space="preserve">Your stomach produces hydrochloric acid (HCl) at approximately pH 1.5–2, which is similar in acidity to lemon juice. This strong acid is essential for digesting proteins and killing harmful bacteria in food — including pathogens that might be present in street food in Nairobi or Mombasa markets. pH matters here because if the stomach becomes too acidic (pH drops further), the lining is damaged, causing ulcers; if it becomes too basic, digestion fails. Antacid tablets, which contain bases like magnesium hydroxide or sodium bicarbonate, work by neutralising excess stomach acid: Mg(OH)₂ + 2HCl → MgCl₂ + 2H₂O. The Jik in the canteen demonstration, with its pH above 11, is too corrosive to drink but is ideal for disinfecting water storage containers and killing cholera bacteria — a vital public health application. Safe drinking water should be close to pH 6.5–8.5; water outside this range can damage pipes, harm gut bacteria, and indicate contamination.</w:t>
-            </w:r>
-          </w:p>
-          <w:p>
-            <w:pPr>
-              <w:spacing w:after="40" w:before="0"/>
-              <w:jc w:val="left"/>
-            </w:pPr>
-            <w:r>
-              <w:rPr>
-                <w:rFonts w:ascii="Arial" w:cs="Arial" w:eastAsia="Arial" w:hAnsi="Arial"/>
-                <w:b w:val="false"/>
-                <w:bCs w:val="false"/>
-                <w:i w:val="false"/>
-                <w:iCs w:val="false"/>
-                <w:color w:val="000000"/>
-                <w:sz w:val="18"/>
-                <w:szCs w:val="18"/>
-              </w:rPr>
-              <w:t xml:space="preserve"/>
-            </w:r>
-          </w:p>
-          <w:p>
-            <w:pPr>
-              <w:spacing w:after="40" w:before="0"/>
-              <w:jc w:val="left"/>
-            </w:pPr>
-            <w:r>
-              <w:rPr>
-                <w:rFonts w:ascii="Arial" w:cs="Arial" w:eastAsia="Arial" w:hAnsi="Arial"/>
-                <w:b w:val="false"/>
-                <w:bCs w:val="false"/>
-                <w:i w:val="false"/>
-                <w:iCs w:val="false"/>
-                <w:color w:val="000000"/>
-                <w:sz w:val="18"/>
-                <w:szCs w:val="18"/>
-              </w:rPr>
-              <w:t xml:space="preserve">(2) AGRICULTURE</w:t>
-            </w:r>
-          </w:p>
-          <w:p>
-            <w:pPr>
-              <w:spacing w:after="40" w:before="0"/>
-              <w:jc w:val="left"/>
-            </w:pPr>
-            <w:r>
-              <w:rPr>
-                <w:rFonts w:ascii="Arial" w:cs="Arial" w:eastAsia="Arial" w:hAnsi="Arial"/>
-                <w:b w:val="false"/>
-                <w:bCs w:val="false"/>
-                <w:i w:val="false"/>
-                <w:iCs w:val="false"/>
-                <w:color w:val="000000"/>
-                <w:sz w:val="18"/>
-                <w:szCs w:val="18"/>
-              </w:rPr>
-              <w:t xml:space="preserve">Kenyan tea, grown in Kericho and Nandi Hills, thrives in slightly acidic soil at pH 4.5–5.5. Maize (the main ingredient in ugali), grown widely across the Rift Valley, prefers a pH of 5.8–7.0. pH matters here because soil pH controls which nutrients dissolve and become available to plant roots: in very acidic soils, toxic levels of aluminium and manganese dissolve and poison plants, while in very basic soils, iron and phosphorus lock up and become unavailable. Farmers who apply too much acidic fertiliser (like ammonium sulphate) without liming the soil are unknowingly shifting the pH away from the ideal range, reducing their yields. Lime (calcium hydroxide, Ca(OH)₂) is a base that neutralises excess soil acidity — a direct application of the same neutralisation chemistry you saw in the cups.</w:t>
-            </w:r>
-          </w:p>
-          <w:p>
-            <w:pPr>
-              <w:spacing w:after="40" w:before="0"/>
-              <w:jc w:val="left"/>
-            </w:pPr>
-            <w:r>
-              <w:rPr>
-                <w:rFonts w:ascii="Arial" w:cs="Arial" w:eastAsia="Arial" w:hAnsi="Arial"/>
-                <w:b w:val="false"/>
-                <w:bCs w:val="false"/>
-                <w:i w:val="false"/>
-                <w:iCs w:val="false"/>
-                <w:color w:val="000000"/>
-                <w:sz w:val="18"/>
-                <w:szCs w:val="18"/>
-              </w:rPr>
-              <w:t xml:space="preserve"/>
-            </w:r>
-          </w:p>
-          <w:p>
-            <w:pPr>
-              <w:spacing w:after="40" w:before="0"/>
-              <w:jc w:val="left"/>
-            </w:pPr>
-            <w:r>
-              <w:rPr>
-                <w:rFonts w:ascii="Arial" w:cs="Arial" w:eastAsia="Arial" w:hAnsi="Arial"/>
-                <w:b w:val="false"/>
-                <w:bCs w:val="false"/>
-                <w:i w:val="false"/>
-                <w:iCs w:val="false"/>
-                <w:color w:val="000000"/>
-                <w:sz w:val="18"/>
-                <w:szCs w:val="18"/>
-              </w:rPr>
-              <w:t xml:space="preserve">(3) ENVIRONMENT</w:t>
-            </w:r>
-          </w:p>
-          <w:p>
-            <w:pPr>
-              <w:spacing w:after="40" w:before="0"/>
-              <w:jc w:val="left"/>
-            </w:pPr>
-            <w:r>
-              <w:rPr>
-                <w:rFonts w:ascii="Arial" w:cs="Arial" w:eastAsia="Arial" w:hAnsi="Arial"/>
-                <w:b w:val="false"/>
-                <w:bCs w:val="false"/>
-                <w:i w:val="false"/>
-                <w:iCs w:val="false"/>
-                <w:color w:val="000000"/>
-                <w:sz w:val="18"/>
-                <w:szCs w:val="18"/>
-              </w:rPr>
-              <w:t xml:space="preserve">Acid rain forms when sulfur dioxide (SO₂) and nitrogen oxides (NOₓ) — released from vehicles and industries in Nairobi and Mombasa — dissolve in rainwater and form sulfuric and nitric acids, dropping the pH of rain from the natural 5.6 to as low as 4.0. pH matters here because aquatic life in rivers and lakes is extremely sensitive to pH: most fish and invertebrates in Lake Victoria tributaries cannot survive below pH 5. Industrial and agricultural runoff also carries acidic or basic waste into rivers, shifting the pH and destroying ecosystems. Monitoring the pH of Nairobi's Athi River or Lake Victoria's inflows is therefore a direct and practical way to measure environmental health — using the exact same chemistry that turned the canteen cups their different colours.</w:t>
+                <w:i/>
+                <w:iCs/>
+                <w:color w:val="808080"/>
+                <w:sz w:val="18"/>
+                <w:szCs w:val="18"/>
+              </w:rPr>
+              <w:t xml:space="preserve">Write your answer here:</w:t>
             </w:r>
           </w:p>
         </w:tc>
@@ -1916,14 +970,12 @@
         <w:tblLayout w:type="fixed"/>
       </w:tblPr>
       <w:tblGrid>
-        <w:gridCol w:w="3000"/>
-        <w:gridCol w:w="10680"/>
+        <w:gridCol w:w="13680"/>
       </w:tblGrid>
       <w:tr>
         <w:tc>
           <w:tcPr>
             <w:tcW w:type="dxa" w:w="13680"/>
-            <w:gridSpan w:val="2"/>
             <w:shd w:fill="1F3864" w:color="auto" w:val="clear"/>
             <w:tcMar>
               <w:top w:type="dxa" w:w="60"/>
@@ -1949,15 +1001,15 @@
                 <w:sz w:val="22"/>
                 <w:szCs w:val="22"/>
               </w:rPr>
-              <w:t xml:space="preserve">Section 5 — Pulling It All Together: Answering the Driving Question</w:t>
-            </w:r>
-          </w:p>
-        </w:tc>
-      </w:tr>
-      <w:tr>
-        <w:tc>
-          <w:tcPr>
-            <w:tcW w:type="dxa" w:w="3000"/>
+              <w:t xml:space="preserve">Part 5: Why it matters – health, farms and environment</w:t>
+            </w:r>
+          </w:p>
+        </w:tc>
+      </w:tr>
+      <w:tr>
+        <w:tc>
+          <w:tcPr>
+            <w:tcW w:type="dxa" w:w="13680"/>
             <w:shd w:fill="D9EEF1" w:color="auto" w:val="clear"/>
             <w:tcMar>
               <w:top w:type="dxa" w:w="60"/>
@@ -1983,13 +1035,18 @@
                 <w:sz w:val="18"/>
                 <w:szCs w:val="18"/>
               </w:rPr>
-              <w:t xml:space="preserve">Write a final, unified paragraph (or two) that directly and completely answers the driving question: 'What invisible properties of everyday Kenyan liquids cause them to turn such different colours — and why does it matter for our health, our farms, and our environment?' Your answer should weave together the Arrhenius definitions, the pH scale, chemical properties, and real-world significance into one coherent explanation. A reader who had never seen the canteen demonstration should be able to understand the full story from your paragraph alone.</w:t>
-            </w:r>
-          </w:p>
-        </w:tc>
-        <w:tc>
-          <w:tcPr>
-            <w:tcW w:type="dxa" w:w="10680"/>
+              <w:t xml:space="preserve">Answer the second half of the Driving Question. Using examples from Kenya, explain why the acid or base properties of liquids matter for (a) health, (b) farming and (c) the environment or industry. In each case name the substance, say whether it is an acid or a base, and explain the chemistry involved. Finally, write a short concluding paragraph that answers the whole Driving Question, referring to all eight cups.</w:t>
+            </w:r>
+          </w:p>
+        </w:tc>
+      </w:tr>
+      <w:tr>
+        <w:trPr>
+          <w:trHeight w:val="4200" w:hRule="atLeast"/>
+        </w:trPr>
+        <w:tc>
+          <w:tcPr>
+            <w:tcW w:type="dxa" w:w="13680"/>
             <w:shd w:fill="FFFFFF" w:color="auto" w:val="clear"/>
             <w:tcMar>
               <w:top w:type="dxa" w:w="60"/>
@@ -2009,51 +1066,13 @@
                 <w:rFonts w:ascii="Arial" w:cs="Arial" w:eastAsia="Arial" w:hAnsi="Arial"/>
                 <w:b w:val="false"/>
                 <w:bCs w:val="false"/>
-                <w:i w:val="false"/>
-                <w:iCs w:val="false"/>
-                <w:color w:val="000000"/>
-                <w:sz w:val="18"/>
-                <w:szCs w:val="18"/>
-              </w:rPr>
-              <w:t xml:space="preserve">The eight cups of ordinary liquid that turned a rainbow of colours in the school canteen were revealing something invisible but profoundly important: the concentration and type of charged particles dissolved in each liquid. Liquids like lemon juice and Stoney Tangawizi are acids — they release hydrogen ions (H⁺) when dissolved in water, and the higher their H⁺ concentration, the lower their pH and the more intensely red the universal indicator turned. Liquids like liquid soap, baking soda solution, and Jik bleach are bases — they release hydroxide ions (OH⁻), giving them high pH values and turning the indicator deep blue or purple. Tap water, with equal and minute concentrations of both ions, landed precisely in the middle at pH 7, producing the only green cup. Because the pH scale is logarithmic (pH = –log[H⁺]), each colour shift in the cups represented not a small step but a tenfold change in ion concentration — which is why Jik, just a few cups away from lemon juice on the table, is a powerful disinfectant while lemon juice is safe to drink.</w:t>
-            </w:r>
-          </w:p>
-          <w:p>
-            <w:pPr>
-              <w:spacing w:after="40" w:before="0"/>
-              <w:jc w:val="left"/>
-            </w:pPr>
-            <w:r>
-              <w:rPr>
-                <w:rFonts w:ascii="Arial" w:cs="Arial" w:eastAsia="Arial" w:hAnsi="Arial"/>
-                <w:b w:val="false"/>
-                <w:bCs w:val="false"/>
-                <w:i w:val="false"/>
-                <w:iCs w:val="false"/>
-                <w:color w:val="000000"/>
-                <w:sz w:val="18"/>
-                <w:szCs w:val="18"/>
-              </w:rPr>
-              <w:t xml:space="preserve"/>
-            </w:r>
-          </w:p>
-          <w:p>
-            <w:pPr>
-              <w:spacing w:after="40" w:before="0"/>
-              <w:jc w:val="left"/>
-            </w:pPr>
-            <w:r>
-              <w:rPr>
-                <w:rFonts w:ascii="Arial" w:cs="Arial" w:eastAsia="Arial" w:hAnsi="Arial"/>
-                <w:b w:val="false"/>
-                <w:bCs w:val="false"/>
-                <w:i w:val="false"/>
-                <w:iCs w:val="false"/>
-                <w:color w:val="000000"/>
-                <w:sz w:val="18"/>
-                <w:szCs w:val="18"/>
-              </w:rPr>
-              <w:t xml:space="preserve">This chemistry is not confined to a classroom demonstration. The same H⁺ and OH⁻ ions that coloured those cups control how well your stomach digests ugali and sukuma wiki, whether Kericho tea plants can absorb nutrients from the soil, whether maize crops in the Rift Valley reach their full potential, and whether the fish in Lake Victoria survive industrial runoff. Acids and bases neutralise each other in a precise ionic reaction (H⁺ + OH⁻ → H₂O), and understanding this balance — measuring it, controlling it, and correcting it when it goes wrong — is one of the most practical skills that chemistry gives us. The colour-changing cups were not magic. They were a pH map of the invisible chemical world that shapes our health, our food, and our environment every single day.</w:t>
+                <w:i/>
+                <w:iCs/>
+                <w:color w:val="808080"/>
+                <w:sz w:val="18"/>
+                <w:szCs w:val="18"/>
+              </w:rPr>
+              <w:t xml:space="preserve">Write your answer here:</w:t>
             </w:r>
           </w:p>
         </w:tc>
@@ -2280,7 +1299,7 @@
                 <w:sz w:val="18"/>
                 <w:szCs w:val="18"/>
               </w:rPr>
-              <w:t xml:space="preserve">Arrhenius Definitions &amp; Ion Identification</w:t>
+              <w:t xml:space="preserve">Classification and use of evidence</w:t>
             </w:r>
           </w:p>
         </w:tc>
@@ -2312,7 +1331,7 @@
                 <w:sz w:val="18"/>
                 <w:szCs w:val="18"/>
               </w:rPr>
-              <w:t xml:space="preserve">Accurately defines both acids (release H⁺) and bases (release OH⁻) using the Arrhenius model. Correctly classifies all eight canteen liquids and names the responsible ion for each. Explains clearly why the liquids appeared identical before the indicator was added.</w:t>
+              <w:t xml:space="preserve">Correctly sorts all eight cups and accurately uses indicator colours and observations from the experiments to support every claim.</w:t>
             </w:r>
           </w:p>
         </w:tc>
@@ -2344,7 +1363,7 @@
                 <w:sz w:val="18"/>
                 <w:szCs w:val="18"/>
               </w:rPr>
-              <w:t xml:space="preserve">Correctly defines acids and bases and classifies most (6–7) of the eight liquids accurately. Names ions for most liquids. Provides a partial explanation of why the liquids looked similar before testing.</w:t>
+              <w:t xml:space="preserve">Sorts most cups correctly and uses some indicator evidence, with minor errors or gaps.</w:t>
             </w:r>
           </w:p>
         </w:tc>
@@ -2376,7 +1395,7 @@
                 <w:sz w:val="18"/>
                 <w:szCs w:val="18"/>
               </w:rPr>
-              <w:t xml:space="preserve">Attempts definitions of acids and bases but contains errors or omissions. Classifies fewer than 6 liquids correctly or confuses H⁺ and OH⁻. Little or no explanation of why the liquids appeared the same before the indicator.</w:t>
+              <w:t xml:space="preserve">Sorts few cups correctly or gives colours without linking them to acid, base or neutral.</w:t>
             </w:r>
           </w:p>
         </w:tc>
@@ -2410,7 +1429,7 @@
                 <w:sz w:val="18"/>
                 <w:szCs w:val="18"/>
               </w:rPr>
-              <w:t xml:space="preserve">pH Scale — Logarithmic Reasoning &amp; Colour Mapping</w:t>
+              <w:t xml:space="preserve">Particle-level explanation (Arrhenius model)</w:t>
             </w:r>
           </w:p>
         </w:tc>
@@ -2442,7 +1461,7 @@
                 <w:sz w:val="18"/>
                 <w:szCs w:val="18"/>
               </w:rPr>
-              <w:t xml:space="preserve">Correctly applies pH = –log[H⁺] and explains the logarithmic nature of the scale with a specific numerical example. Assigns accurate approximate pH values and matching indicator colours to all eight liquids. Clearly explains the significance of the tenfold change per pH unit.</w:t>
+              <w:t xml:space="preserve">States both Arrhenius definitions correctly, writes correct ionisation equations, and links H+ and OH- to indicator colours.</w:t>
             </w:r>
           </w:p>
         </w:tc>
@@ -2474,7 +1493,7 @@
                 <w:sz w:val="18"/>
                 <w:szCs w:val="18"/>
               </w:rPr>
-              <w:t xml:space="preserve">Applies the pH formula correctly and assigns approximate pH values and colours to most liquids. Acknowledges that the scale is logarithmic but explanation of the tenfold significance is general rather than specific.</w:t>
+              <w:t xml:space="preserve">States the definitions and writes most equations correctly, but the link to the colours is incomplete.</w:t>
             </w:r>
           </w:p>
         </w:tc>
@@ -2506,7 +1525,7 @@
                 <w:sz w:val="18"/>
                 <w:szCs w:val="18"/>
               </w:rPr>
-              <w:t xml:space="preserve">Shows partial understanding of the pH scale. Formula may be missing or incorrectly applied. Fewer than half the liquids are correctly matched to pH values and colours. The logarithmic nature of the scale is not addressed or is incorrect.</w:t>
+              <w:t xml:space="preserve">Gives incomplete or incorrect definitions or equations, with little reference to ions.</w:t>
             </w:r>
           </w:p>
         </w:tc>
@@ -2540,7 +1559,7 @@
                 <w:sz w:val="18"/>
                 <w:szCs w:val="18"/>
               </w:rPr>
-              <w:t xml:space="preserve">Chemical Properties of Acids and Bases</w:t>
+              <w:t xml:space="preserve">pH, strength and ionisation</w:t>
             </w:r>
           </w:p>
         </w:tc>
@@ -2572,7 +1591,7 @@
                 <w:sz w:val="18"/>
                 <w:szCs w:val="18"/>
               </w:rPr>
-              <w:t xml:space="preserve">Describes at least three distinct chemical properties (e.g., reaction with metals, reaction with carbonates, neutralisation, effect on indicators). Includes at least one correctly balanced neutralisation equation. Uses specific Kenyan examples to illustrate each property. Explains neutralisation as an ionic H⁺ + OH⁻ → H₂O reaction.</w:t>
+              <w:t xml:space="preserve">Explains the pH scale and the tenfold change, and clearly distinguishes strong from weak using degree of ionisation and correct arrows.</w:t>
             </w:r>
           </w:p>
         </w:tc>
@@ -2604,7 +1623,7 @@
                 <w:sz w:val="18"/>
                 <w:szCs w:val="18"/>
               </w:rPr>
-              <w:t xml:space="preserve">Describes two or three chemical properties with mostly correct detail. Includes a neutralisation equation that may have minor balancing errors. Uses at least one Kenyan example. Explains neutralisation in general terms.</w:t>
+              <w:t xml:space="preserve">Explains pH and the strong/weak difference with some imprecision.</w:t>
             </w:r>
           </w:p>
         </w:tc>
@@ -2636,7 +1655,7 @@
                 <w:sz w:val="18"/>
                 <w:szCs w:val="18"/>
               </w:rPr>
-              <w:t xml:space="preserve">Describes one or two properties with significant errors or vague language. Neutralisation equation is absent or incorrect. No Kenyan examples used. Little connection made between properties and the canteen phenomenon.</w:t>
+              <w:t xml:space="preserve">Confuses strength with concentration or pH values, or omits ionisation.</w:t>
             </w:r>
           </w:p>
         </w:tc>
@@ -2670,7 +1689,7 @@
                 <w:sz w:val="18"/>
                 <w:szCs w:val="18"/>
               </w:rPr>
-              <w:t xml:space="preserve">Real-World Application — Health, Agriculture, and Environment</w:t>
+              <w:t xml:space="preserve">Chemical properties and equations</w:t>
             </w:r>
           </w:p>
         </w:tc>
@@ -2702,7 +1721,7 @@
                 <w:sz w:val="18"/>
                 <w:szCs w:val="18"/>
               </w:rPr>
-              <w:t xml:space="preserve">Provides a specific, chemically accurate explanation for all three contexts (health, agriculture, environment) using Kenyan settings (e.g., stomach acid, Kericho tea soil, Lake Victoria). Explicitly connects H⁺/OH⁻ concentration or pH to a measurable outcome in each context. Uses the phrase 'pH matters here because…' or equivalent reasoning in each context.</w:t>
+              <w:t xml:space="preserve">Gives all four reaction types with correct products, tests and balanced and ionic equations, and identifies H+ as the common active particle.</w:t>
             </w:r>
           </w:p>
         </w:tc>
@@ -2734,7 +1753,7 @@
                 <w:sz w:val="18"/>
                 <w:szCs w:val="18"/>
               </w:rPr>
-              <w:t xml:space="preserve">Addresses all three contexts but one or two lack specific chemical detail or Kenyan grounding. pH is connected to outcomes in most but not all contexts. Language is generally accurate.</w:t>
+              <w:t xml:space="preserve">Gives most reaction types, with minor errors in equations or tests.</w:t>
             </w:r>
           </w:p>
         </w:tc>
@@ -2766,7 +1785,7 @@
                 <w:sz w:val="18"/>
                 <w:szCs w:val="18"/>
               </w:rPr>
-              <w:t xml:space="preserve">Addresses only one or two contexts, or treats all three very superficially. Chemical connection to H⁺/OH⁻ concentration is weak or missing. Kenyan contexts are absent or generic. Does not clearly explain why pH matters.</w:t>
+              <w:t xml:space="preserve">Gives few reactions or has several incorrect products or equations.</w:t>
             </w:r>
           </w:p>
         </w:tc>
@@ -2800,7 +1819,7 @@
                 <w:sz w:val="18"/>
                 <w:szCs w:val="18"/>
               </w:rPr>
-              <w:t xml:space="preserve">Synthesis — Answering the Driving Question Coherently</w:t>
+              <w:t xml:space="preserve">Kenyan applications and final conclusion</w:t>
             </w:r>
           </w:p>
         </w:tc>
@@ -2832,7 +1851,7 @@
                 <w:sz w:val="18"/>
                 <w:szCs w:val="18"/>
               </w:rPr>
-              <w:t xml:space="preserve">The final section (and overall response) tells a complete, coherent story that directly answers the driving question. Weaves Arrhenius definitions, pH scale, chemical properties, and real-world significance together. A reader unfamiliar with the canteen demonstration would understand the full explanation. Writing is clear, precise, and uses correct scientific vocabulary throughout.</w:t>
+              <w:t xml:space="preserve">Gives accurate Kenyan examples for health, farming and environment with correct chemistry, and a clear conclusion answering the Driving Question.</w:t>
             </w:r>
           </w:p>
         </w:tc>
@@ -2864,7 +1883,7 @@
                 <w:sz w:val="18"/>
                 <w:szCs w:val="18"/>
               </w:rPr>
-              <w:t xml:space="preserve">The final section addresses the driving question and connects most of the key concepts. The response is mostly coherent but one strand (e.g., real-world significance or pH formula) is underdeveloped. Scientific vocabulary is mostly correct.</w:t>
+              <w:t xml:space="preserve">Gives relevant examples with partial chemistry and a conclusion that answers most of the Driving Question.</w:t>
             </w:r>
           </w:p>
         </w:tc>
@@ -2896,7 +1915,7 @@
                 <w:sz w:val="18"/>
                 <w:szCs w:val="18"/>
               </w:rPr>
-              <w:t xml:space="preserve">The final section attempts to answer the driving question but the response reads as disconnected facts rather than a unified explanation. Key concepts are missing or incorrectly linked. Scientific vocabulary is limited or frequently misused.</w:t>
+              <w:t xml:space="preserve">Gives vague or incorrect examples and a conclusion that does not address the Driving Question.</w:t>
             </w:r>
           </w:p>
         </w:tc>
@@ -3020,7 +2039,7 @@
         </w:rPr>
         <w:t xml:space="preserve">© 2026 SeaVuria and ARES. This work is licensed under a </w:t>
       </w:r>
-      <w:hyperlink w:history="1" r:id="rIdgop0ekj9-6kskqinkkjjr">
+      <w:hyperlink w:history="1" r:id="rId3vfmvhfodt8-2wkcq10wx">
         <w:r>
           <w:rPr>
             <w:rFonts w:ascii="Arial" w:cs="Arial" w:eastAsia="Arial" w:hAnsi="Arial"/>
@@ -3040,7 +2059,7 @@
         </w:rPr>
         <w:t xml:space="preserve"> (</w:t>
       </w:r>
-      <w:hyperlink w:history="1" r:id="rIdryi7nfqz1oiry-qidx0lt">
+      <w:hyperlink w:history="1" r:id="rIdeii9ws5hwdgg04rvo_9kb">
         <w:r>
           <w:rPr>
             <w:rFonts w:ascii="Arial" w:cs="Arial" w:eastAsia="Arial" w:hAnsi="Arial"/>
@@ -3060,7 +2079,7 @@
         </w:rPr>
         <w:t xml:space="preserve">). To view a copy of this license, visit </w:t>
       </w:r>
-      <w:hyperlink w:history="1" r:id="rId4pttakjhvxf0xxzbahxd1">
+      <w:hyperlink w:history="1" r:id="rIddermht2vw55twoo1vy29c">
         <w:r>
           <w:rPr>
             <w:rFonts w:ascii="Arial" w:cs="Arial" w:eastAsia="Arial" w:hAnsi="Arial"/>

--- a/data/outputs/v2/Chemistry/SS3.1_Acids_and_Bases/Chemistry_Acids_and_Bases_FinalExplanation.docx
+++ b/data/outputs/v2/Chemistry/SS3.1_Acids_and_Bases/Chemistry_Acids_and_Bases_FinalExplanation.docx
@@ -2039,7 +2039,7 @@
         </w:rPr>
         <w:t xml:space="preserve">© 2026 SeaVuria and ARES. This work is licensed under a </w:t>
       </w:r>
-      <w:hyperlink w:history="1" r:id="rId3vfmvhfodt8-2wkcq10wx">
+      <w:hyperlink w:history="1" r:id="rIdeg_xi0jrjwtn7_rdzxorh">
         <w:r>
           <w:rPr>
             <w:rFonts w:ascii="Arial" w:cs="Arial" w:eastAsia="Arial" w:hAnsi="Arial"/>
@@ -2059,7 +2059,7 @@
         </w:rPr>
         <w:t xml:space="preserve"> (</w:t>
       </w:r>
-      <w:hyperlink w:history="1" r:id="rIdeii9ws5hwdgg04rvo_9kb">
+      <w:hyperlink w:history="1" r:id="rIddwj9na8dkyvtrwa8ypzjb">
         <w:r>
           <w:rPr>
             <w:rFonts w:ascii="Arial" w:cs="Arial" w:eastAsia="Arial" w:hAnsi="Arial"/>
@@ -2079,7 +2079,7 @@
         </w:rPr>
         <w:t xml:space="preserve">). To view a copy of this license, visit </w:t>
       </w:r>
-      <w:hyperlink w:history="1" r:id="rIddermht2vw55twoo1vy29c">
+      <w:hyperlink w:history="1" r:id="rIdrfa1y7iuf-8ws9u1k68af">
         <w:r>
           <w:rPr>
             <w:rFonts w:ascii="Arial" w:cs="Arial" w:eastAsia="Arial" w:hAnsi="Arial"/>

--- a/data/outputs/v2/Chemistry/SS3.1_Acids_and_Bases/Chemistry_Acids_and_Bases_FinalExplanation.docx
+++ b/data/outputs/v2/Chemistry/SS3.1_Acids_and_Bases/Chemistry_Acids_and_Bases_FinalExplanation.docx
@@ -2039,7 +2039,7 @@
         </w:rPr>
         <w:t xml:space="preserve">© 2026 SeaVuria and ARES. This work is licensed under a </w:t>
       </w:r>
-      <w:hyperlink w:history="1" r:id="rIdeg_xi0jrjwtn7_rdzxorh">
+      <w:hyperlink w:history="1" r:id="rIdtvrfzpu0p1j5axo2bgk4p">
         <w:r>
           <w:rPr>
             <w:rFonts w:ascii="Arial" w:cs="Arial" w:eastAsia="Arial" w:hAnsi="Arial"/>
@@ -2059,7 +2059,7 @@
         </w:rPr>
         <w:t xml:space="preserve"> (</w:t>
       </w:r>
-      <w:hyperlink w:history="1" r:id="rIddwj9na8dkyvtrwa8ypzjb">
+      <w:hyperlink w:history="1" r:id="rIdvoqwexwrcdb3mg6xia4vo">
         <w:r>
           <w:rPr>
             <w:rFonts w:ascii="Arial" w:cs="Arial" w:eastAsia="Arial" w:hAnsi="Arial"/>
@@ -2079,7 +2079,7 @@
         </w:rPr>
         <w:t xml:space="preserve">). To view a copy of this license, visit </w:t>
       </w:r>
-      <w:hyperlink w:history="1" r:id="rIdrfa1y7iuf-8ws9u1k68af">
+      <w:hyperlink w:history="1" r:id="rId2xpbxxgqd2v1fcnovykr2">
         <w:r>
           <w:rPr>
             <w:rFonts w:ascii="Arial" w:cs="Arial" w:eastAsia="Arial" w:hAnsi="Arial"/>

--- a/data/outputs/v2/Chemistry/SS3.1_Acids_and_Bases/Chemistry_Acids_and_Bases_FinalExplanation.docx
+++ b/data/outputs/v2/Chemistry/SS3.1_Acids_and_Bases/Chemistry_Acids_and_Bases_FinalExplanation.docx
@@ -2039,7 +2039,7 @@
         </w:rPr>
         <w:t xml:space="preserve">© 2026 SeaVuria and ARES. This work is licensed under a </w:t>
       </w:r>
-      <w:hyperlink w:history="1" r:id="rIdtvrfzpu0p1j5axo2bgk4p">
+      <w:hyperlink w:history="1" r:id="rIddukxksciupp18rfycgati">
         <w:r>
           <w:rPr>
             <w:rFonts w:ascii="Arial" w:cs="Arial" w:eastAsia="Arial" w:hAnsi="Arial"/>
@@ -2059,7 +2059,7 @@
         </w:rPr>
         <w:t xml:space="preserve"> (</w:t>
       </w:r>
-      <w:hyperlink w:history="1" r:id="rIdvoqwexwrcdb3mg6xia4vo">
+      <w:hyperlink w:history="1" r:id="rIdstlwyfp-wow1kxt5fpyqe">
         <w:r>
           <w:rPr>
             <w:rFonts w:ascii="Arial" w:cs="Arial" w:eastAsia="Arial" w:hAnsi="Arial"/>
@@ -2079,7 +2079,7 @@
         </w:rPr>
         <w:t xml:space="preserve">). To view a copy of this license, visit </w:t>
       </w:r>
-      <w:hyperlink w:history="1" r:id="rId2xpbxxgqd2v1fcnovykr2">
+      <w:hyperlink w:history="1" r:id="rIdsuscix0ibfx28ryoi09xz">
         <w:r>
           <w:rPr>
             <w:rFonts w:ascii="Arial" w:cs="Arial" w:eastAsia="Arial" w:hAnsi="Arial"/>

--- a/data/outputs/v2/Chemistry/SS3.1_Acids_and_Bases/Chemistry_Acids_and_Bases_FinalExplanation.docx
+++ b/data/outputs/v2/Chemistry/SS3.1_Acids_and_Bases/Chemistry_Acids_and_Bases_FinalExplanation.docx
@@ -95,7 +95,7 @@
                 <w:sz w:val="22"/>
                 <w:szCs w:val="22"/>
               </w:rPr>
-              <w:t xml:space="preserve">FINAL EXPLANATION: CHEMISTRY GRADE 10 – SUB-STRAND 3.1 ACIDS AND BASES: FINAL EXPLANATION</w:t>
+              <w:t xml:space="preserve">FINAL EXPLANATION: CHEMISTRY GRADE 10: ACIDS AND BASES (SUB-STRAND 3.1)</w:t>
             </w:r>
           </w:p>
         </w:tc>
@@ -422,7 +422,197 @@
                 <w:sz w:val="18"/>
                 <w:szCs w:val="18"/>
               </w:rPr>
-              <w:t xml:space="preserve">Remember the eight cups at the front of the class in Lesson 1: lemon juice, black tea (chai), cow's milk, Stoney Tangawizi, tap water, baking soda solution, liquid handwash soap and dilute Jik bleach. Five drops of universal indicator turned them into a rainbow. Our Driving Question was: "What invisible properties of everyday Kenyan liquids cause them to turn such different colours, and why does it matter for our health, our farms, and our environment?" In the space under each prompt, write a full scientific explanation in your own words. Use the Arrhenius definitions, ions, the pH scale, indicator behaviour and the chemical properties of acids and bases that you learned in Lessons 1 to 10. Use evidence from our experiments and give chemical equations where asked. Write in full sentences.</w:t>
+              <w:t xml:space="preserve">In this Final Explanation you answer the driving question: Does the alkalinity of a substance determine its uses in day to day life? Why are patients with hyperacidity issues given antacid medications? Use the evidence you collected in Lessons 1 to 10 and your final particle model (H+ (aq) and OH- (aq) ions). Write in full sentences in the space under each prompt. In every answer, give a claim, evidence (use numbers and observations) and reasoning (use particles and ions). Use the pH data below. Refer to the Kisumu products, Mr Kamau in Kericho and the pharmacist in Nairobi where you can.</w:t>
+            </w:r>
+          </w:p>
+          <w:p>
+            <w:pPr>
+              <w:spacing w:after="40" w:before="0"/>
+              <w:jc w:val="left"/>
+            </w:pPr>
+            <w:r>
+              <w:rPr>
+                <w:rFonts w:ascii="Arial" w:cs="Arial" w:eastAsia="Arial" w:hAnsi="Arial"/>
+                <w:b w:val="false"/>
+                <w:bCs w:val="false"/>
+                <w:i w:val="false"/>
+                <w:iCs w:val="false"/>
+                <w:color w:val="000000"/>
+                <w:sz w:val="18"/>
+                <w:szCs w:val="18"/>
+              </w:rPr>
+              <w:t xml:space="preserve"/>
+            </w:r>
+          </w:p>
+          <w:p>
+            <w:pPr>
+              <w:spacing w:after="40" w:before="0"/>
+              <w:jc w:val="left"/>
+            </w:pPr>
+            <w:r>
+              <w:rPr>
+                <w:rFonts w:ascii="Arial" w:cs="Arial" w:eastAsia="Arial" w:hAnsi="Arial"/>
+                <w:b w:val="false"/>
+                <w:bCs w:val="false"/>
+                <w:i w:val="false"/>
+                <w:iCs w:val="false"/>
+                <w:color w:val="000000"/>
+                <w:sz w:val="18"/>
+                <w:szCs w:val="18"/>
+              </w:rPr>
+              <w:t xml:space="preserve">Data table (pH measured with a pH meter at 25 °C):</w:t>
+            </w:r>
+          </w:p>
+          <w:p>
+            <w:pPr>
+              <w:spacing w:after="40" w:before="0"/>
+              <w:jc w:val="left"/>
+            </w:pPr>
+            <w:r>
+              <w:rPr>
+                <w:rFonts w:ascii="Arial" w:cs="Arial" w:eastAsia="Arial" w:hAnsi="Arial"/>
+                <w:b w:val="false"/>
+                <w:bCs w:val="false"/>
+                <w:i w:val="false"/>
+                <w:iCs w:val="false"/>
+                <w:color w:val="000000"/>
+                <w:sz w:val="18"/>
+                <w:szCs w:val="18"/>
+              </w:rPr>
+              <w:t xml:space="preserve"/>
+            </w:r>
+          </w:p>
+          <w:p>
+            <w:pPr>
+              <w:spacing w:after="40" w:before="0"/>
+              <w:jc w:val="left"/>
+            </w:pPr>
+            <w:r>
+              <w:rPr>
+                <w:rFonts w:ascii="Arial" w:cs="Arial" w:eastAsia="Arial" w:hAnsi="Arial"/>
+                <w:b w:val="false"/>
+                <w:bCs w:val="false"/>
+                <w:i w:val="false"/>
+                <w:iCs w:val="false"/>
+                <w:color w:val="000000"/>
+                <w:sz w:val="18"/>
+                <w:szCs w:val="18"/>
+              </w:rPr>
+              <w:t xml:space="preserve">| Substance | pH |</w:t>
+            </w:r>
+          </w:p>
+          <w:p>
+            <w:pPr>
+              <w:spacing w:after="40" w:before="0"/>
+              <w:jc w:val="left"/>
+            </w:pPr>
+            <w:r>
+              <w:rPr>
+                <w:rFonts w:ascii="Arial" w:cs="Arial" w:eastAsia="Arial" w:hAnsi="Arial"/>
+                <w:b w:val="false"/>
+                <w:bCs w:val="false"/>
+                <w:i w:val="false"/>
+                <w:iCs w:val="false"/>
+                <w:color w:val="000000"/>
+                <w:sz w:val="18"/>
+                <w:szCs w:val="18"/>
+              </w:rPr>
+              <w:t xml:space="preserve">|---|---|</w:t>
+            </w:r>
+          </w:p>
+          <w:p>
+            <w:pPr>
+              <w:spacing w:after="40" w:before="0"/>
+              <w:jc w:val="left"/>
+            </w:pPr>
+            <w:r>
+              <w:rPr>
+                <w:rFonts w:ascii="Arial" w:cs="Arial" w:eastAsia="Arial" w:hAnsi="Arial"/>
+                <w:b w:val="false"/>
+                <w:bCs w:val="false"/>
+                <w:i w:val="false"/>
+                <w:iCs w:val="false"/>
+                <w:color w:val="000000"/>
+                <w:sz w:val="18"/>
+                <w:szCs w:val="18"/>
+              </w:rPr>
+              <w:t xml:space="preserve">| Lemon juice (Kisumu market) | 2.0 |</w:t>
+            </w:r>
+          </w:p>
+          <w:p>
+            <w:pPr>
+              <w:spacing w:after="40" w:before="0"/>
+              <w:jc w:val="left"/>
+            </w:pPr>
+            <w:r>
+              <w:rPr>
+                <w:rFonts w:ascii="Arial" w:cs="Arial" w:eastAsia="Arial" w:hAnsi="Arial"/>
+                <w:b w:val="false"/>
+                <w:bCs w:val="false"/>
+                <w:i w:val="false"/>
+                <w:iCs w:val="false"/>
+                <w:color w:val="000000"/>
+                <w:sz w:val="18"/>
+                <w:szCs w:val="18"/>
+              </w:rPr>
+              <w:t xml:space="preserve">| Vinegar (5% ethanoic acid) | 2.8 |</w:t>
+            </w:r>
+          </w:p>
+          <w:p>
+            <w:pPr>
+              <w:spacing w:after="40" w:before="0"/>
+              <w:jc w:val="left"/>
+            </w:pPr>
+            <w:r>
+              <w:rPr>
+                <w:rFonts w:ascii="Arial" w:cs="Arial" w:eastAsia="Arial" w:hAnsi="Arial"/>
+                <w:b w:val="false"/>
+                <w:bCs w:val="false"/>
+                <w:i w:val="false"/>
+                <w:iCs w:val="false"/>
+                <w:color w:val="000000"/>
+                <w:sz w:val="18"/>
+                <w:szCs w:val="18"/>
+              </w:rPr>
+              <w:t xml:space="preserve">| Pure water | 7.0 |</w:t>
+            </w:r>
+          </w:p>
+          <w:p>
+            <w:pPr>
+              <w:spacing w:after="40" w:before="0"/>
+              <w:jc w:val="left"/>
+            </w:pPr>
+            <w:r>
+              <w:rPr>
+                <w:rFonts w:ascii="Arial" w:cs="Arial" w:eastAsia="Arial" w:hAnsi="Arial"/>
+                <w:b w:val="false"/>
+                <w:bCs w:val="false"/>
+                <w:i w:val="false"/>
+                <w:iCs w:val="false"/>
+                <w:color w:val="000000"/>
+                <w:sz w:val="18"/>
+                <w:szCs w:val="18"/>
+              </w:rPr>
+              <w:t xml:space="preserve">| Baking soda solution (as used for mandazi) | 8.3 |</w:t>
+            </w:r>
+          </w:p>
+          <w:p>
+            <w:pPr>
+              <w:spacing w:after="40" w:before="0"/>
+              <w:jc w:val="left"/>
+            </w:pPr>
+            <w:r>
+              <w:rPr>
+                <w:rFonts w:ascii="Arial" w:cs="Arial" w:eastAsia="Arial" w:hAnsi="Arial"/>
+                <w:b w:val="false"/>
+                <w:bCs w:val="false"/>
+                <w:i w:val="false"/>
+                <w:iCs w:val="false"/>
+                <w:color w:val="000000"/>
+                <w:sz w:val="18"/>
+                <w:szCs w:val="18"/>
+              </w:rPr>
+              <w:t xml:space="preserve">| Bar soap solution | 10.0 |</w:t>
             </w:r>
           </w:p>
         </w:tc>
@@ -481,7 +671,7 @@
                 <w:sz w:val="22"/>
                 <w:szCs w:val="22"/>
               </w:rPr>
-              <w:t xml:space="preserve">Part 1: Sorting the cups into groups</w:t>
+              <w:t xml:space="preserve">Part 1: Sorting products that look alike</w:t>
             </w:r>
           </w:p>
         </w:tc>
@@ -515,7 +705,7 @@
                 <w:sz w:val="18"/>
                 <w:szCs w:val="18"/>
               </w:rPr>
-              <w:t xml:space="preserve">Look back at the eight cups from Lesson 1. (a) Sort all eight cups into three groups (acidic, neutral, basic) and state the universal indicator colour you observed for each group. Make sure every cup is placed in a group. (b) Describe how red litmus, blue litmus, phenolphthalein and methyl orange would each behave in an acid and in a base. (c) Explain why we discuss taste and feel as properties of acids and bases but never use them to test substances in the laboratory.</w:t>
+              <w:t xml:space="preserve">Lemon juice, vinegar, baking soda solution and soap solution look similar in clear cups, yet Otieno found lemon sour and Wanjiru found soap slippery. Using the pH table and the indicator results from your tests (litmus, red cabbage extract and universal indicator), classify each product as acid, base or neutral. Explain how the indicators and pH values agree even though the colours differ. Which product in each pair is more acidic or more basic: lemon juice and vinegar, soap and baking soda? Give the pH evidence.</w:t>
             </w:r>
           </w:p>
         </w:tc>
@@ -611,7 +801,7 @@
                 <w:sz w:val="22"/>
                 <w:szCs w:val="22"/>
               </w:rPr>
-              <w:t xml:space="preserve">Part 2: What is inside an acid or a base?</w:t>
+              <w:t xml:space="preserve">Part 2: What is inside acids and alkalis?</w:t>
             </w:r>
           </w:p>
         </w:tc>
@@ -645,7 +835,7 @@
                 <w:sz w:val="18"/>
                 <w:szCs w:val="18"/>
               </w:rPr>
-              <w:t xml:space="preserve">Explain at the particle level why the acidic cups and the basic cups gave different colours. In your answer: (a) state the Arrhenius definition of an acid and of a base; (b) write ionisation equations for HCl, H2SO4, NaOH and Ca(OH)2; (c) explain how the particles you named link to the colours of lemon juice and liquid soap with universal indicator, and to what happens in tap water.</w:t>
+              <w:t xml:space="preserve">Explain at the particle level why lemon juice is sour and has a low pH, and why soap feels slippery. Use the Arrhenius definitions of an acid and an alkali, and the concentration data: lemon juice H+ = 1 x 10^-2 mol/L, vinegar H+ about 1.6 x 10^-3 mol/L, water 1 x 10^-7 mol/L, soap OH- = 1 x 10^-4 mol/L. Explain how much more H+ lemon juice has than vinegar, and say how you know. Describe how the Model you drew in Lesson 1 changed.</w:t>
             </w:r>
           </w:p>
         </w:tc>
@@ -741,7 +931,7 @@
                 <w:sz w:val="22"/>
                 <w:szCs w:val="22"/>
               </w:rPr>
-              <w:t xml:space="preserve">Part 3: Why the shades differ – pH, strength and ionisation</w:t>
+              <w:t xml:space="preserve">Part 3: How acids and bases behave</w:t>
             </w:r>
           </w:p>
         </w:tc>
@@ -775,7 +965,7 @@
                 <w:sz w:val="18"/>
                 <w:szCs w:val="18"/>
               </w:rPr>
-              <w:t xml:space="preserve">The cups did not all show the same shade within the red group or within the blue-purple group. (a) Explain what the pH scale measures and how pH numbers relate to the indicator colours and to H+ concentration. (b) In Lesson 9 hydrochloric acid gave pH 1 while ethanoic acid in vinegar gave about pH 3, and sodium hydroxide gave pH 13 while ammonia solution gave about pH 11. Suggest what property of the particles in these solutions could account for the differences, and show how the equations for a strong and a weak acid differ. (c) Use your ideas to explain why lemon juice (red) and Stoney Tangawizi (orange-red) differ in shade, and why the basic cups differ in shade from each other.</w:t>
+              <w:t xml:space="preserve">When vinegar was added to baking soda it fizzed. Magnesium ribbon was placed in dilute hydrochloric acid. Describe what you observed and how you tested each gas. Explain why these reactions happen with acids but not with soap or water, and write word equations for the two reactions. Then explain what happens, in terms of ions, when an acid and a base are mixed.</w:t>
             </w:r>
           </w:p>
         </w:tc>
@@ -871,7 +1061,7 @@
                 <w:sz w:val="22"/>
                 <w:szCs w:val="22"/>
               </w:rPr>
-              <w:t xml:space="preserve">Part 4: What acids do – chemical properties</w:t>
+              <w:t xml:space="preserve">Part 4: Strength, safety and uses</w:t>
             </w:r>
           </w:p>
         </w:tc>
@@ -905,7 +1095,7 @@
                 <w:sz w:val="18"/>
                 <w:szCs w:val="18"/>
               </w:rPr>
-              <w:t xml:space="preserve">Acids are not only detected by colour; they also react. (a) Name the four types of substance that acids react with in the lessons, and for each give the products and the test or observation that provides the evidence. (b) Write one balanced equation for acid + metal, one for acid + carbonate, and the net ionic equation for neutralisation. (c) Explain what these reactions have in common in terms of the Arrhenius model.</w:t>
+              <w:t xml:space="preserve">Otieno asked: if both are acids, why is lemon juice lower on the graph than vinegar? Use the data for 0.1 M hydrochloric acid (pH 1), 0.1 M ethanoic acid (pH 3), 0.1 M sodium hydroxide (pH 13) and 0.1 M ammonia solution (pH 11) to explain the difference between strength and concentration. Then explain why a weak base such as magnesium hydroxide is a safer antacid than a strong base, and why soap is useful for cleaning but harmful if swallowed.</w:t>
             </w:r>
           </w:p>
         </w:tc>
@@ -1001,7 +1191,7 @@
                 <w:sz w:val="22"/>
                 <w:szCs w:val="22"/>
               </w:rPr>
-              <w:t xml:space="preserve">Part 5: Why it matters – health, farms and environment</w:t>
+              <w:t xml:space="preserve">Part 5: Answering the driving question</w:t>
             </w:r>
           </w:p>
         </w:tc>
@@ -1035,7 +1225,7 @@
                 <w:sz w:val="18"/>
                 <w:szCs w:val="18"/>
               </w:rPr>
-              <w:t xml:space="preserve">Answer the second half of the Driving Question. Using examples from Kenya, explain why the acid or base properties of liquids matter for (a) health, (b) farming and (c) the environment or industry. In each case name the substance, say whether it is an acid or a base, and explain the chemistry involved. Finally, write a short concluding paragraph that answers the whole Driving Question, referring to all eight cups.</w:t>
+              <w:t xml:space="preserve">Write your final Claim-Evidence-Reasoning answer to the driving question: Does the alkalinity of a substance determine its uses in day to day life? Why are patients with hyperacidity issues given antacid medications? Use at least three uses (for example vinegar, soap, baking soda, Mr Kamau's lime in Kericho, the pharmacist in Nairobi). Include the stomach pH values and the soil pH values. Say what else, besides alkalinity, matters.</w:t>
             </w:r>
           </w:p>
         </w:tc>
@@ -1299,7 +1489,7 @@
                 <w:sz w:val="18"/>
                 <w:szCs w:val="18"/>
               </w:rPr>
-              <w:t xml:space="preserve">Classification and use of evidence</w:t>
+              <w:t xml:space="preserve">Claim answers the driving question</w:t>
             </w:r>
           </w:p>
         </w:tc>
@@ -1331,7 +1521,7 @@
                 <w:sz w:val="18"/>
                 <w:szCs w:val="18"/>
               </w:rPr>
-              <w:t xml:space="preserve">Correctly sorts all eight cups and accurately uses indicator colours and observations from the experiments to support every claim.</w:t>
+              <w:t xml:space="preserve">Gives a clear claim that alkalinity, with strength and safety, largely determines uses, and states why antacids are given for hyperacidity.</w:t>
             </w:r>
           </w:p>
         </w:tc>
@@ -1363,7 +1553,7 @@
                 <w:sz w:val="18"/>
                 <w:szCs w:val="18"/>
               </w:rPr>
-              <w:t xml:space="preserve">Sorts most cups correctly and uses some indicator evidence, with minor errors or gaps.</w:t>
+              <w:t xml:space="preserve">Gives a claim about uses and antacids but leaves out strength or safety.</w:t>
             </w:r>
           </w:p>
         </w:tc>
@@ -1395,7 +1585,7 @@
                 <w:sz w:val="18"/>
                 <w:szCs w:val="18"/>
               </w:rPr>
-              <w:t xml:space="preserve">Sorts few cups correctly or gives colours without linking them to acid, base or neutral.</w:t>
+              <w:t xml:space="preserve">Claim is missing, unclear or does not address both parts of the question.</w:t>
             </w:r>
           </w:p>
         </w:tc>
@@ -1429,7 +1619,7 @@
                 <w:sz w:val="18"/>
                 <w:szCs w:val="18"/>
               </w:rPr>
-              <w:t xml:space="preserve">Particle-level explanation (Arrhenius model)</w:t>
+              <w:t xml:space="preserve">Use of evidence and data</w:t>
             </w:r>
           </w:p>
         </w:tc>
@@ -1461,7 +1651,7 @@
                 <w:sz w:val="18"/>
                 <w:szCs w:val="18"/>
               </w:rPr>
-              <w:t xml:space="preserve">States both Arrhenius definitions correctly, writes correct ionisation equations, and links H+ and OH- to indicator colours.</w:t>
+              <w:t xml:space="preserve">Uses exact pH values, concentrations, indicator colours, reaction tests and stomach/soil pH changes correctly in every part.</w:t>
             </w:r>
           </w:p>
         </w:tc>
@@ -1493,7 +1683,7 @@
                 <w:sz w:val="18"/>
                 <w:szCs w:val="18"/>
               </w:rPr>
-              <w:t xml:space="preserve">States the definitions and writes most equations correctly, but the link to the colours is incomplete.</w:t>
+              <w:t xml:space="preserve">Uses most data correctly, with one or two missing or small errors.</w:t>
             </w:r>
           </w:p>
         </w:tc>
@@ -1525,7 +1715,7 @@
                 <w:sz w:val="18"/>
                 <w:szCs w:val="18"/>
               </w:rPr>
-              <w:t xml:space="preserve">Gives incomplete or incorrect definitions or equations, with little reference to ions.</w:t>
+              <w:t xml:space="preserve">Uses little data, or data is incorrect or not linked to the claim.</w:t>
             </w:r>
           </w:p>
         </w:tc>
@@ -1559,7 +1749,7 @@
                 <w:sz w:val="18"/>
                 <w:szCs w:val="18"/>
               </w:rPr>
-              <w:t xml:space="preserve">pH, strength and ionisation</w:t>
+              <w:t xml:space="preserve">Particle-level reasoning</w:t>
             </w:r>
           </w:p>
         </w:tc>
@@ -1591,7 +1781,7 @@
                 <w:sz w:val="18"/>
                 <w:szCs w:val="18"/>
               </w:rPr>
-              <w:t xml:space="preserve">Explains the pH scale and the tenfold change, and clearly distinguishes strong from weak using degree of ionisation and correct arrows.</w:t>
+              <w:t xml:space="preserve">Explains using H+ (aq) and OH- (aq), the Arrhenius definitions, the 10-fold pH change and H+ (aq) + OH- (aq) gives H2O (l) accurately.</w:t>
             </w:r>
           </w:p>
         </w:tc>
@@ -1623,7 +1813,7 @@
                 <w:sz w:val="18"/>
                 <w:szCs w:val="18"/>
               </w:rPr>
-              <w:t xml:space="preserve">Explains pH and the strong/weak difference with some imprecision.</w:t>
+              <w:t xml:space="preserve">Mentions H+ and OH- ions correctly but explanations are incomplete.</w:t>
             </w:r>
           </w:p>
         </w:tc>
@@ -1655,7 +1845,7 @@
                 <w:sz w:val="18"/>
                 <w:szCs w:val="18"/>
               </w:rPr>
-              <w:t xml:space="preserve">Confuses strength with concentration or pH values, or omits ionisation.</w:t>
+              <w:t xml:space="preserve">Does not use ions, or confuses acids and bases.</w:t>
             </w:r>
           </w:p>
         </w:tc>
@@ -1689,7 +1879,7 @@
                 <w:sz w:val="18"/>
                 <w:szCs w:val="18"/>
               </w:rPr>
-              <w:t xml:space="preserve">Chemical properties and equations</w:t>
+              <w:t xml:space="preserve">Strength, concentration and safety</w:t>
             </w:r>
           </w:p>
         </w:tc>
@@ -1721,7 +1911,7 @@
                 <w:sz w:val="18"/>
                 <w:szCs w:val="18"/>
               </w:rPr>
-              <w:t xml:space="preserve">Gives all four reaction types with correct products, tests and balanced and ionic equations, and identifies H+ as the common active particle.</w:t>
+              <w:t xml:space="preserve">Clearly separates strength from concentration using the HCl, ethanoic acid, NaOH and ammonia data, and links this to safe antacid and soap use.</w:t>
             </w:r>
           </w:p>
         </w:tc>
@@ -1753,7 +1943,7 @@
                 <w:sz w:val="18"/>
                 <w:szCs w:val="18"/>
               </w:rPr>
-              <w:t xml:space="preserve">Gives most reaction types, with minor errors in equations or tests.</w:t>
+              <w:t xml:space="preserve">Describes strength correctly but does not link to safety clearly.</w:t>
             </w:r>
           </w:p>
         </w:tc>
@@ -1785,7 +1975,7 @@
                 <w:sz w:val="18"/>
                 <w:szCs w:val="18"/>
               </w:rPr>
-              <w:t xml:space="preserve">Gives few reactions or has several incorrect products or equations.</w:t>
+              <w:t xml:space="preserve">Confuses strength with concentration or omits safety.</w:t>
             </w:r>
           </w:p>
         </w:tc>
@@ -1819,7 +2009,7 @@
                 <w:sz w:val="18"/>
                 <w:szCs w:val="18"/>
               </w:rPr>
-              <w:t xml:space="preserve">Kenyan applications and final conclusion</w:t>
+              <w:t xml:space="preserve">Kenyan context and communication</w:t>
             </w:r>
           </w:p>
         </w:tc>
@@ -1851,7 +2041,7 @@
                 <w:sz w:val="18"/>
                 <w:szCs w:val="18"/>
               </w:rPr>
-              <w:t xml:space="preserve">Gives accurate Kenyan examples for health, farming and environment with correct chemistry, and a clear conclusion answering the Driving Question.</w:t>
+              <w:t xml:space="preserve">Links to Kisumu products, Kericho lime and the Nairobi pharmacist; uses correct terms in clear, organised sentences.</w:t>
             </w:r>
           </w:p>
         </w:tc>
@@ -1883,7 +2073,7 @@
                 <w:sz w:val="18"/>
                 <w:szCs w:val="18"/>
               </w:rPr>
-              <w:t xml:space="preserve">Gives relevant examples with partial chemistry and a conclusion that answers most of the Driving Question.</w:t>
+              <w:t xml:space="preserve">Uses some contexts and mostly correct terms.</w:t>
             </w:r>
           </w:p>
         </w:tc>
@@ -1915,7 +2105,7 @@
                 <w:sz w:val="18"/>
                 <w:szCs w:val="18"/>
               </w:rPr>
-              <w:t xml:space="preserve">Gives vague or incorrect examples and a conclusion that does not address the Driving Question.</w:t>
+              <w:t xml:space="preserve">Little context; terms are misused or writing is hard to follow.</w:t>
             </w:r>
           </w:p>
         </w:tc>
@@ -2039,7 +2229,7 @@
         </w:rPr>
         <w:t xml:space="preserve">© 2026 SeaVuria and ARES. This work is licensed under a </w:t>
       </w:r>
-      <w:hyperlink w:history="1" r:id="rIddukxksciupp18rfycgati">
+      <w:hyperlink w:history="1" r:id="rIdashmvtmr1e988q-qr8di9">
         <w:r>
           <w:rPr>
             <w:rFonts w:ascii="Arial" w:cs="Arial" w:eastAsia="Arial" w:hAnsi="Arial"/>
@@ -2059,7 +2249,7 @@
         </w:rPr>
         <w:t xml:space="preserve"> (</w:t>
       </w:r>
-      <w:hyperlink w:history="1" r:id="rIdstlwyfp-wow1kxt5fpyqe">
+      <w:hyperlink w:history="1" r:id="rIdswug7p_nznkim1vhrt8rr">
         <w:r>
           <w:rPr>
             <w:rFonts w:ascii="Arial" w:cs="Arial" w:eastAsia="Arial" w:hAnsi="Arial"/>
@@ -2079,7 +2269,7 @@
         </w:rPr>
         <w:t xml:space="preserve">). To view a copy of this license, visit </w:t>
       </w:r>
-      <w:hyperlink w:history="1" r:id="rIdsuscix0ibfx28ryoi09xz">
+      <w:hyperlink w:history="1" r:id="rIdhqdm7s7hqnkqok7tx2jtc">
         <w:r>
           <w:rPr>
             <w:rFonts w:ascii="Arial" w:cs="Arial" w:eastAsia="Arial" w:hAnsi="Arial"/>

--- a/data/outputs/v2/Chemistry/SS3.1_Acids_and_Bases/Chemistry_Acids_and_Bases_FinalExplanation.docx
+++ b/data/outputs/v2/Chemistry/SS3.1_Acids_and_Bases/Chemistry_Acids_and_Bases_FinalExplanation.docx
@@ -4,6 +4,7 @@
   <w:body>
     <w:p>
       <w:pPr>
+        <w:keepNext w:val="false"/>
         <w:spacing w:after="30" w:before="0"/>
         <w:jc w:val="center"/>
       </w:pPr>
@@ -23,6 +24,7 @@
     </w:p>
     <w:p>
       <w:pPr>
+        <w:keepNext w:val="false"/>
         <w:spacing w:after="60" w:before="0"/>
         <w:jc w:val="center"/>
       </w:pPr>
@@ -81,6 +83,7 @@
           </w:tcPr>
           <w:p>
             <w:pPr>
+              <w:keepNext w:val="false"/>
               <w:spacing w:after="40" w:before="0"/>
               <w:jc w:val="center"/>
             </w:pPr>
@@ -116,6 +119,7 @@
           </w:tcPr>
           <w:p>
             <w:pPr>
+              <w:keepNext w:val="false"/>
               <w:spacing w:after="40" w:before="0"/>
               <w:jc w:val="center"/>
             </w:pPr>
@@ -150,6 +154,7 @@
           </w:tcPr>
           <w:p>
             <w:pPr>
+              <w:keepNext w:val="false"/>
               <w:spacing w:after="40" w:before="0"/>
               <w:jc w:val="left"/>
             </w:pPr>
@@ -182,6 +187,7 @@
           </w:tcPr>
           <w:p>
             <w:pPr>
+              <w:keepNext w:val="false"/>
               <w:spacing w:after="40" w:before="0"/>
               <w:jc w:val="left"/>
             </w:pPr>
@@ -216,6 +222,7 @@
           </w:tcPr>
           <w:p>
             <w:pPr>
+              <w:keepNext w:val="false"/>
               <w:spacing w:after="40" w:before="0"/>
               <w:jc w:val="left"/>
             </w:pPr>
@@ -248,6 +255,7 @@
           </w:tcPr>
           <w:p>
             <w:pPr>
+              <w:keepNext w:val="false"/>
               <w:spacing w:after="40" w:before="0"/>
               <w:jc w:val="left"/>
             </w:pPr>
@@ -282,6 +290,7 @@
           </w:tcPr>
           <w:p>
             <w:pPr>
+              <w:keepNext w:val="false"/>
               <w:spacing w:after="40" w:before="0"/>
               <w:jc w:val="left"/>
             </w:pPr>
@@ -314,6 +323,7 @@
           </w:tcPr>
           <w:p>
             <w:pPr>
+              <w:keepNext w:val="false"/>
               <w:spacing w:after="40" w:before="0"/>
               <w:jc w:val="left"/>
             </w:pPr>
@@ -374,6 +384,7 @@
           </w:tcPr>
           <w:p>
             <w:pPr>
+              <w:keepNext w:val="false"/>
               <w:spacing w:after="40" w:before="0"/>
               <w:jc w:val="center"/>
             </w:pPr>
@@ -408,6 +419,7 @@
           </w:tcPr>
           <w:p>
             <w:pPr>
+              <w:keepNext w:val="false"/>
               <w:spacing w:after="40" w:before="0"/>
               <w:jc w:val="left"/>
             </w:pPr>
@@ -427,6 +439,7 @@
           </w:p>
           <w:p>
             <w:pPr>
+              <w:keepNext w:val="false"/>
               <w:spacing w:after="40" w:before="0"/>
               <w:jc w:val="left"/>
             </w:pPr>
@@ -446,6 +459,7 @@
           </w:p>
           <w:p>
             <w:pPr>
+              <w:keepNext w:val="false"/>
               <w:spacing w:after="40" w:before="0"/>
               <w:jc w:val="left"/>
             </w:pPr>
@@ -465,6 +479,7 @@
           </w:p>
           <w:p>
             <w:pPr>
+              <w:keepNext w:val="false"/>
               <w:spacing w:after="40" w:before="0"/>
               <w:jc w:val="left"/>
             </w:pPr>
@@ -482,137 +497,470 @@
               <w:t xml:space="preserve"/>
             </w:r>
           </w:p>
-          <w:p>
-            <w:pPr>
-              <w:spacing w:after="40" w:before="0"/>
-              <w:jc w:val="left"/>
-            </w:pPr>
-            <w:r>
-              <w:rPr>
-                <w:rFonts w:ascii="Arial" w:cs="Arial" w:eastAsia="Arial" w:hAnsi="Arial"/>
-                <w:b w:val="false"/>
-                <w:bCs w:val="false"/>
-                <w:i w:val="false"/>
-                <w:iCs w:val="false"/>
-                <w:color w:val="000000"/>
-                <w:sz w:val="18"/>
-                <w:szCs w:val="18"/>
-              </w:rPr>
-              <w:t xml:space="preserve">| Substance | pH |</w:t>
-            </w:r>
-          </w:p>
-          <w:p>
-            <w:pPr>
-              <w:spacing w:after="40" w:before="0"/>
-              <w:jc w:val="left"/>
-            </w:pPr>
-            <w:r>
-              <w:rPr>
-                <w:rFonts w:ascii="Arial" w:cs="Arial" w:eastAsia="Arial" w:hAnsi="Arial"/>
-                <w:b w:val="false"/>
-                <w:bCs w:val="false"/>
-                <w:i w:val="false"/>
-                <w:iCs w:val="false"/>
-                <w:color w:val="000000"/>
-                <w:sz w:val="18"/>
-                <w:szCs w:val="18"/>
-              </w:rPr>
-              <w:t xml:space="preserve">|---|---|</w:t>
-            </w:r>
-          </w:p>
-          <w:p>
-            <w:pPr>
-              <w:spacing w:after="40" w:before="0"/>
-              <w:jc w:val="left"/>
-            </w:pPr>
-            <w:r>
-              <w:rPr>
-                <w:rFonts w:ascii="Arial" w:cs="Arial" w:eastAsia="Arial" w:hAnsi="Arial"/>
-                <w:b w:val="false"/>
-                <w:bCs w:val="false"/>
-                <w:i w:val="false"/>
-                <w:iCs w:val="false"/>
-                <w:color w:val="000000"/>
-                <w:sz w:val="18"/>
-                <w:szCs w:val="18"/>
-              </w:rPr>
-              <w:t xml:space="preserve">| Lemon juice (Kisumu market) | 2.0 |</w:t>
-            </w:r>
-          </w:p>
-          <w:p>
-            <w:pPr>
-              <w:spacing w:after="40" w:before="0"/>
-              <w:jc w:val="left"/>
-            </w:pPr>
-            <w:r>
-              <w:rPr>
-                <w:rFonts w:ascii="Arial" w:cs="Arial" w:eastAsia="Arial" w:hAnsi="Arial"/>
-                <w:b w:val="false"/>
-                <w:bCs w:val="false"/>
-                <w:i w:val="false"/>
-                <w:iCs w:val="false"/>
-                <w:color w:val="000000"/>
-                <w:sz w:val="18"/>
-                <w:szCs w:val="18"/>
-              </w:rPr>
-              <w:t xml:space="preserve">| Vinegar (5% ethanoic acid) | 2.8 |</w:t>
-            </w:r>
-          </w:p>
-          <w:p>
-            <w:pPr>
-              <w:spacing w:after="40" w:before="0"/>
-              <w:jc w:val="left"/>
-            </w:pPr>
-            <w:r>
-              <w:rPr>
-                <w:rFonts w:ascii="Arial" w:cs="Arial" w:eastAsia="Arial" w:hAnsi="Arial"/>
-                <w:b w:val="false"/>
-                <w:bCs w:val="false"/>
-                <w:i w:val="false"/>
-                <w:iCs w:val="false"/>
-                <w:color w:val="000000"/>
-                <w:sz w:val="18"/>
-                <w:szCs w:val="18"/>
-              </w:rPr>
-              <w:t xml:space="preserve">| Pure water | 7.0 |</w:t>
-            </w:r>
-          </w:p>
-          <w:p>
-            <w:pPr>
-              <w:spacing w:after="40" w:before="0"/>
-              <w:jc w:val="left"/>
-            </w:pPr>
-            <w:r>
-              <w:rPr>
-                <w:rFonts w:ascii="Arial" w:cs="Arial" w:eastAsia="Arial" w:hAnsi="Arial"/>
-                <w:b w:val="false"/>
-                <w:bCs w:val="false"/>
-                <w:i w:val="false"/>
-                <w:iCs w:val="false"/>
-                <w:color w:val="000000"/>
-                <w:sz w:val="18"/>
-                <w:szCs w:val="18"/>
-              </w:rPr>
-              <w:t xml:space="preserve">| Baking soda solution (as used for mandazi) | 8.3 |</w:t>
-            </w:r>
-          </w:p>
-          <w:p>
-            <w:pPr>
-              <w:spacing w:after="40" w:before="0"/>
-              <w:jc w:val="left"/>
-            </w:pPr>
-            <w:r>
-              <w:rPr>
-                <w:rFonts w:ascii="Arial" w:cs="Arial" w:eastAsia="Arial" w:hAnsi="Arial"/>
-                <w:b w:val="false"/>
-                <w:bCs w:val="false"/>
-                <w:i w:val="false"/>
-                <w:iCs w:val="false"/>
-                <w:color w:val="000000"/>
-                <w:sz w:val="18"/>
-                <w:szCs w:val="18"/>
-              </w:rPr>
-              <w:t xml:space="preserve">| Bar soap solution | 10.0 |</w:t>
+          <w:tbl>
+            <w:tblPr>
+              <w:tblW w:type="dxa" w:w="13320"/>
+              <w:tblBorders>
+                <w:top w:val="single" w:color="AAAAAA" w:sz="4"/>
+                <w:left w:val="single" w:color="AAAAAA" w:sz="4"/>
+                <w:bottom w:val="single" w:color="AAAAAA" w:sz="4"/>
+                <w:right w:val="single" w:color="AAAAAA" w:sz="4"/>
+                <w:insideH w:val="single" w:color="auto" w:sz="4"/>
+                <w:insideV w:val="single" w:color="auto" w:sz="4"/>
+              </w:tblBorders>
+              <w:tblLayout w:type="fixed"/>
+            </w:tblPr>
+            <w:tblGrid>
+              <w:gridCol w:w="6660"/>
+              <w:gridCol w:w="6660"/>
+            </w:tblGrid>
+            <w:tr>
+              <w:tc>
+                <w:tcPr>
+                  <w:tcW w:type="dxa" w:w="6660"/>
+                  <w:shd w:fill="D5E8F0" w:color="auto" w:val="clear"/>
+                  <w:tcMar>
+                    <w:top w:type="dxa" w:w="60"/>
+                    <w:left w:type="dxa" w:w="120"/>
+                    <w:bottom w:type="dxa" w:w="60"/>
+                    <w:right w:type="dxa" w:w="120"/>
+                  </w:tcMar>
+                  <w:vAlign w:val="top"/>
+                </w:tcPr>
+                <w:p>
+                  <w:pPr>
+                    <w:keepNext w:val="false"/>
+                    <w:spacing w:after="40" w:before="0"/>
+                    <w:jc w:val="left"/>
+                  </w:pPr>
+                  <w:r>
+                    <w:rPr>
+                      <w:rFonts w:ascii="Arial" w:cs="Arial" w:eastAsia="Arial" w:hAnsi="Arial"/>
+                      <w:b/>
+                      <w:bCs/>
+                      <w:i w:val="false"/>
+                      <w:iCs w:val="false"/>
+                      <w:color w:val="000000"/>
+                      <w:sz w:val="18"/>
+                      <w:szCs w:val="18"/>
+                    </w:rPr>
+                    <w:t xml:space="preserve">Substance</w:t>
+                  </w:r>
+                </w:p>
+              </w:tc>
+              <w:tc>
+                <w:tcPr>
+                  <w:tcW w:type="dxa" w:w="6660"/>
+                  <w:shd w:fill="D5E8F0" w:color="auto" w:val="clear"/>
+                  <w:tcMar>
+                    <w:top w:type="dxa" w:w="60"/>
+                    <w:left w:type="dxa" w:w="120"/>
+                    <w:bottom w:type="dxa" w:w="60"/>
+                    <w:right w:type="dxa" w:w="120"/>
+                  </w:tcMar>
+                  <w:vAlign w:val="top"/>
+                </w:tcPr>
+                <w:p>
+                  <w:pPr>
+                    <w:keepNext w:val="false"/>
+                    <w:spacing w:after="40" w:before="0"/>
+                    <w:jc w:val="left"/>
+                  </w:pPr>
+                  <w:r>
+                    <w:rPr>
+                      <w:rFonts w:ascii="Arial" w:cs="Arial" w:eastAsia="Arial" w:hAnsi="Arial"/>
+                      <w:b/>
+                      <w:bCs/>
+                      <w:i w:val="false"/>
+                      <w:iCs w:val="false"/>
+                      <w:color w:val="000000"/>
+                      <w:sz w:val="18"/>
+                      <w:szCs w:val="18"/>
+                    </w:rPr>
+                    <w:t xml:space="preserve">pH</w:t>
+                  </w:r>
+                </w:p>
+              </w:tc>
+            </w:tr>
+            <w:tr>
+              <w:tc>
+                <w:tcPr>
+                  <w:tcW w:type="dxa" w:w="6660"/>
+                  <w:shd w:fill="FFFFFF" w:color="auto" w:val="clear"/>
+                  <w:tcMar>
+                    <w:top w:type="dxa" w:w="60"/>
+                    <w:left w:type="dxa" w:w="120"/>
+                    <w:bottom w:type="dxa" w:w="60"/>
+                    <w:right w:type="dxa" w:w="120"/>
+                  </w:tcMar>
+                  <w:vAlign w:val="top"/>
+                </w:tcPr>
+                <w:p>
+                  <w:pPr>
+                    <w:keepNext w:val="false"/>
+                    <w:spacing w:after="40" w:before="0"/>
+                    <w:jc w:val="left"/>
+                  </w:pPr>
+                  <w:r>
+                    <w:rPr>
+                      <w:rFonts w:ascii="Arial" w:cs="Arial" w:eastAsia="Arial" w:hAnsi="Arial"/>
+                      <w:b w:val="false"/>
+                      <w:bCs w:val="false"/>
+                      <w:i w:val="false"/>
+                      <w:iCs w:val="false"/>
+                      <w:color w:val="000000"/>
+                      <w:sz w:val="18"/>
+                      <w:szCs w:val="18"/>
+                    </w:rPr>
+                    <w:t xml:space="preserve">Lemon juice (Kisumu market)</w:t>
+                  </w:r>
+                </w:p>
+              </w:tc>
+              <w:tc>
+                <w:tcPr>
+                  <w:tcW w:type="dxa" w:w="6660"/>
+                  <w:shd w:fill="FFFFFF" w:color="auto" w:val="clear"/>
+                  <w:tcMar>
+                    <w:top w:type="dxa" w:w="60"/>
+                    <w:left w:type="dxa" w:w="120"/>
+                    <w:bottom w:type="dxa" w:w="60"/>
+                    <w:right w:type="dxa" w:w="120"/>
+                  </w:tcMar>
+                  <w:vAlign w:val="top"/>
+                </w:tcPr>
+                <w:p>
+                  <w:pPr>
+                    <w:keepNext w:val="false"/>
+                    <w:spacing w:after="40" w:before="0"/>
+                    <w:jc w:val="left"/>
+                  </w:pPr>
+                  <w:r>
+                    <w:rPr>
+                      <w:rFonts w:ascii="Arial" w:cs="Arial" w:eastAsia="Arial" w:hAnsi="Arial"/>
+                      <w:b w:val="false"/>
+                      <w:bCs w:val="false"/>
+                      <w:i w:val="false"/>
+                      <w:iCs w:val="false"/>
+                      <w:color w:val="000000"/>
+                      <w:sz w:val="18"/>
+                      <w:szCs w:val="18"/>
+                    </w:rPr>
+                    <w:t xml:space="preserve">2.0</w:t>
+                  </w:r>
+                </w:p>
+              </w:tc>
+            </w:tr>
+            <w:tr>
+              <w:tc>
+                <w:tcPr>
+                  <w:tcW w:type="dxa" w:w="6660"/>
+                  <w:shd w:fill="FFFFFF" w:color="auto" w:val="clear"/>
+                  <w:tcMar>
+                    <w:top w:type="dxa" w:w="60"/>
+                    <w:left w:type="dxa" w:w="120"/>
+                    <w:bottom w:type="dxa" w:w="60"/>
+                    <w:right w:type="dxa" w:w="120"/>
+                  </w:tcMar>
+                  <w:vAlign w:val="top"/>
+                </w:tcPr>
+                <w:p>
+                  <w:pPr>
+                    <w:keepNext w:val="false"/>
+                    <w:spacing w:after="40" w:before="0"/>
+                    <w:jc w:val="left"/>
+                  </w:pPr>
+                  <w:r>
+                    <w:rPr>
+                      <w:rFonts w:ascii="Arial" w:cs="Arial" w:eastAsia="Arial" w:hAnsi="Arial"/>
+                      <w:b w:val="false"/>
+                      <w:bCs w:val="false"/>
+                      <w:i w:val="false"/>
+                      <w:iCs w:val="false"/>
+                      <w:color w:val="000000"/>
+                      <w:sz w:val="18"/>
+                      <w:szCs w:val="18"/>
+                    </w:rPr>
+                    <w:t xml:space="preserve">Vinegar (5% ethanoic acid)</w:t>
+                  </w:r>
+                </w:p>
+              </w:tc>
+              <w:tc>
+                <w:tcPr>
+                  <w:tcW w:type="dxa" w:w="6660"/>
+                  <w:shd w:fill="FFFFFF" w:color="auto" w:val="clear"/>
+                  <w:tcMar>
+                    <w:top w:type="dxa" w:w="60"/>
+                    <w:left w:type="dxa" w:w="120"/>
+                    <w:bottom w:type="dxa" w:w="60"/>
+                    <w:right w:type="dxa" w:w="120"/>
+                  </w:tcMar>
+                  <w:vAlign w:val="top"/>
+                </w:tcPr>
+                <w:p>
+                  <w:pPr>
+                    <w:keepNext w:val="false"/>
+                    <w:spacing w:after="40" w:before="0"/>
+                    <w:jc w:val="left"/>
+                  </w:pPr>
+                  <w:r>
+                    <w:rPr>
+                      <w:rFonts w:ascii="Arial" w:cs="Arial" w:eastAsia="Arial" w:hAnsi="Arial"/>
+                      <w:b w:val="false"/>
+                      <w:bCs w:val="false"/>
+                      <w:i w:val="false"/>
+                      <w:iCs w:val="false"/>
+                      <w:color w:val="000000"/>
+                      <w:sz w:val="18"/>
+                      <w:szCs w:val="18"/>
+                    </w:rPr>
+                    <w:t xml:space="preserve">2.8</w:t>
+                  </w:r>
+                </w:p>
+              </w:tc>
+            </w:tr>
+            <w:tr>
+              <w:tc>
+                <w:tcPr>
+                  <w:tcW w:type="dxa" w:w="6660"/>
+                  <w:shd w:fill="FFFFFF" w:color="auto" w:val="clear"/>
+                  <w:tcMar>
+                    <w:top w:type="dxa" w:w="60"/>
+                    <w:left w:type="dxa" w:w="120"/>
+                    <w:bottom w:type="dxa" w:w="60"/>
+                    <w:right w:type="dxa" w:w="120"/>
+                  </w:tcMar>
+                  <w:vAlign w:val="top"/>
+                </w:tcPr>
+                <w:p>
+                  <w:pPr>
+                    <w:keepNext w:val="false"/>
+                    <w:spacing w:after="40" w:before="0"/>
+                    <w:jc w:val="left"/>
+                  </w:pPr>
+                  <w:r>
+                    <w:rPr>
+                      <w:rFonts w:ascii="Arial" w:cs="Arial" w:eastAsia="Arial" w:hAnsi="Arial"/>
+                      <w:b w:val="false"/>
+                      <w:bCs w:val="false"/>
+                      <w:i w:val="false"/>
+                      <w:iCs w:val="false"/>
+                      <w:color w:val="000000"/>
+                      <w:sz w:val="18"/>
+                      <w:szCs w:val="18"/>
+                    </w:rPr>
+                    <w:t xml:space="preserve">Pure water</w:t>
+                  </w:r>
+                </w:p>
+              </w:tc>
+              <w:tc>
+                <w:tcPr>
+                  <w:tcW w:type="dxa" w:w="6660"/>
+                  <w:shd w:fill="FFFFFF" w:color="auto" w:val="clear"/>
+                  <w:tcMar>
+                    <w:top w:type="dxa" w:w="60"/>
+                    <w:left w:type="dxa" w:w="120"/>
+                    <w:bottom w:type="dxa" w:w="60"/>
+                    <w:right w:type="dxa" w:w="120"/>
+                  </w:tcMar>
+                  <w:vAlign w:val="top"/>
+                </w:tcPr>
+                <w:p>
+                  <w:pPr>
+                    <w:keepNext w:val="false"/>
+                    <w:spacing w:after="40" w:before="0"/>
+                    <w:jc w:val="left"/>
+                  </w:pPr>
+                  <w:r>
+                    <w:rPr>
+                      <w:rFonts w:ascii="Arial" w:cs="Arial" w:eastAsia="Arial" w:hAnsi="Arial"/>
+                      <w:b w:val="false"/>
+                      <w:bCs w:val="false"/>
+                      <w:i w:val="false"/>
+                      <w:iCs w:val="false"/>
+                      <w:color w:val="000000"/>
+                      <w:sz w:val="18"/>
+                      <w:szCs w:val="18"/>
+                    </w:rPr>
+                    <w:t xml:space="preserve">7.0</w:t>
+                  </w:r>
+                </w:p>
+              </w:tc>
+            </w:tr>
+            <w:tr>
+              <w:tc>
+                <w:tcPr>
+                  <w:tcW w:type="dxa" w:w="6660"/>
+                  <w:shd w:fill="FFFFFF" w:color="auto" w:val="clear"/>
+                  <w:tcMar>
+                    <w:top w:type="dxa" w:w="60"/>
+                    <w:left w:type="dxa" w:w="120"/>
+                    <w:bottom w:type="dxa" w:w="60"/>
+                    <w:right w:type="dxa" w:w="120"/>
+                  </w:tcMar>
+                  <w:vAlign w:val="top"/>
+                </w:tcPr>
+                <w:p>
+                  <w:pPr>
+                    <w:keepNext w:val="false"/>
+                    <w:spacing w:after="40" w:before="0"/>
+                    <w:jc w:val="left"/>
+                  </w:pPr>
+                  <w:r>
+                    <w:rPr>
+                      <w:rFonts w:ascii="Arial" w:cs="Arial" w:eastAsia="Arial" w:hAnsi="Arial"/>
+                      <w:b w:val="false"/>
+                      <w:bCs w:val="false"/>
+                      <w:i w:val="false"/>
+                      <w:iCs w:val="false"/>
+                      <w:color w:val="000000"/>
+                      <w:sz w:val="18"/>
+                      <w:szCs w:val="18"/>
+                    </w:rPr>
+                    <w:t xml:space="preserve">Baking soda solution (as used for mandazi)</w:t>
+                  </w:r>
+                </w:p>
+              </w:tc>
+              <w:tc>
+                <w:tcPr>
+                  <w:tcW w:type="dxa" w:w="6660"/>
+                  <w:shd w:fill="FFFFFF" w:color="auto" w:val="clear"/>
+                  <w:tcMar>
+                    <w:top w:type="dxa" w:w="60"/>
+                    <w:left w:type="dxa" w:w="120"/>
+                    <w:bottom w:type="dxa" w:w="60"/>
+                    <w:right w:type="dxa" w:w="120"/>
+                  </w:tcMar>
+                  <w:vAlign w:val="top"/>
+                </w:tcPr>
+                <w:p>
+                  <w:pPr>
+                    <w:keepNext w:val="false"/>
+                    <w:spacing w:after="40" w:before="0"/>
+                    <w:jc w:val="left"/>
+                  </w:pPr>
+                  <w:r>
+                    <w:rPr>
+                      <w:rFonts w:ascii="Arial" w:cs="Arial" w:eastAsia="Arial" w:hAnsi="Arial"/>
+                      <w:b w:val="false"/>
+                      <w:bCs w:val="false"/>
+                      <w:i w:val="false"/>
+                      <w:iCs w:val="false"/>
+                      <w:color w:val="000000"/>
+                      <w:sz w:val="18"/>
+                      <w:szCs w:val="18"/>
+                    </w:rPr>
+                    <w:t xml:space="preserve">8.3</w:t>
+                  </w:r>
+                </w:p>
+              </w:tc>
+            </w:tr>
+            <w:tr>
+              <w:tc>
+                <w:tcPr>
+                  <w:tcW w:type="dxa" w:w="6660"/>
+                  <w:shd w:fill="FFFFFF" w:color="auto" w:val="clear"/>
+                  <w:tcMar>
+                    <w:top w:type="dxa" w:w="60"/>
+                    <w:left w:type="dxa" w:w="120"/>
+                    <w:bottom w:type="dxa" w:w="60"/>
+                    <w:right w:type="dxa" w:w="120"/>
+                  </w:tcMar>
+                  <w:vAlign w:val="top"/>
+                </w:tcPr>
+                <w:p>
+                  <w:pPr>
+                    <w:keepNext w:val="false"/>
+                    <w:spacing w:after="40" w:before="0"/>
+                    <w:jc w:val="left"/>
+                  </w:pPr>
+                  <w:r>
+                    <w:rPr>
+                      <w:rFonts w:ascii="Arial" w:cs="Arial" w:eastAsia="Arial" w:hAnsi="Arial"/>
+                      <w:b w:val="false"/>
+                      <w:bCs w:val="false"/>
+                      <w:i w:val="false"/>
+                      <w:iCs w:val="false"/>
+                      <w:color w:val="000000"/>
+                      <w:sz w:val="18"/>
+                      <w:szCs w:val="18"/>
+                    </w:rPr>
+                    <w:t xml:space="preserve">Bar soap solution</w:t>
+                  </w:r>
+                </w:p>
+              </w:tc>
+              <w:tc>
+                <w:tcPr>
+                  <w:tcW w:type="dxa" w:w="6660"/>
+                  <w:shd w:fill="FFFFFF" w:color="auto" w:val="clear"/>
+                  <w:tcMar>
+                    <w:top w:type="dxa" w:w="60"/>
+                    <w:left w:type="dxa" w:w="120"/>
+                    <w:bottom w:type="dxa" w:w="60"/>
+                    <w:right w:type="dxa" w:w="120"/>
+                  </w:tcMar>
+                  <w:vAlign w:val="top"/>
+                </w:tcPr>
+                <w:p>
+                  <w:pPr>
+                    <w:keepNext w:val="false"/>
+                    <w:spacing w:after="40" w:before="0"/>
+                    <w:jc w:val="left"/>
+                  </w:pPr>
+                  <w:r>
+                    <w:rPr>
+                      <w:rFonts w:ascii="Arial" w:cs="Arial" w:eastAsia="Arial" w:hAnsi="Arial"/>
+                      <w:b w:val="false"/>
+                      <w:bCs w:val="false"/>
+                      <w:i w:val="false"/>
+                      <w:iCs w:val="false"/>
+                      <w:color w:val="000000"/>
+                      <w:sz w:val="18"/>
+                      <w:szCs w:val="18"/>
+                    </w:rPr>
+                    <w:t xml:space="preserve">10.0</w:t>
+                  </w:r>
+                </w:p>
+              </w:tc>
+            </w:tr>
+          </w:tbl>
+          <w:p>
+            <w:pPr>
+              <w:keepNext w:val="false"/>
+              <w:spacing w:after="60" w:before="0"/>
+              <w:jc w:val="left"/>
+            </w:pPr>
+            <w:r>
+              <w:rPr>
+                <w:rFonts w:ascii="Arial" w:cs="Arial" w:eastAsia="Arial" w:hAnsi="Arial"/>
+                <w:b w:val="false"/>
+                <w:bCs w:val="false"/>
+                <w:i w:val="false"/>
+                <w:iCs w:val="false"/>
+                <w:color w:val="000000"/>
+                <w:sz w:val="18"/>
+                <w:szCs w:val="18"/>
+              </w:rPr>
+              <w:t xml:space="preserve"/>
+            </w:r>
+          </w:p>
+          <w:p>
+            <w:pPr>
+              <w:keepNext w:val="false"/>
+              <w:spacing w:after="60" w:before="0"/>
+              <w:jc w:val="left"/>
+            </w:pPr>
+            <w:r>
+              <w:rPr>
+                <w:rFonts w:ascii="Arial" w:cs="Arial" w:eastAsia="Arial" w:hAnsi="Arial"/>
+                <w:b w:val="false"/>
+                <w:bCs w:val="false"/>
+                <w:i w:val="false"/>
+                <w:iCs w:val="false"/>
+                <w:color w:val="000000"/>
+                <w:sz w:val="18"/>
+                <w:szCs w:val="18"/>
+              </w:rPr>
+              <w:t xml:space="preserve"/>
             </w:r>
           </w:p>
         </w:tc>
@@ -657,6 +1005,7 @@
           </w:tcPr>
           <w:p>
             <w:pPr>
+              <w:keepNext/>
               <w:spacing w:after="40" w:before="0"/>
               <w:jc w:val="center"/>
             </w:pPr>
@@ -691,6 +1040,7 @@
           </w:tcPr>
           <w:p>
             <w:pPr>
+              <w:keepNext/>
               <w:spacing w:after="40" w:before="0"/>
               <w:jc w:val="left"/>
             </w:pPr>
@@ -728,6 +1078,7 @@
           </w:tcPr>
           <w:p>
             <w:pPr>
+              <w:keepNext w:val="false"/>
               <w:spacing w:after="40" w:before="0"/>
               <w:jc w:val="left"/>
             </w:pPr>
@@ -787,6 +1138,7 @@
           </w:tcPr>
           <w:p>
             <w:pPr>
+              <w:keepNext/>
               <w:spacing w:after="40" w:before="0"/>
               <w:jc w:val="center"/>
             </w:pPr>
@@ -821,6 +1173,7 @@
           </w:tcPr>
           <w:p>
             <w:pPr>
+              <w:keepNext/>
               <w:spacing w:after="40" w:before="0"/>
               <w:jc w:val="left"/>
             </w:pPr>
@@ -858,6 +1211,7 @@
           </w:tcPr>
           <w:p>
             <w:pPr>
+              <w:keepNext w:val="false"/>
               <w:spacing w:after="40" w:before="0"/>
               <w:jc w:val="left"/>
             </w:pPr>
@@ -917,6 +1271,7 @@
           </w:tcPr>
           <w:p>
             <w:pPr>
+              <w:keepNext/>
               <w:spacing w:after="40" w:before="0"/>
               <w:jc w:val="center"/>
             </w:pPr>
@@ -951,6 +1306,7 @@
           </w:tcPr>
           <w:p>
             <w:pPr>
+              <w:keepNext/>
               <w:spacing w:after="40" w:before="0"/>
               <w:jc w:val="left"/>
             </w:pPr>
@@ -988,6 +1344,7 @@
           </w:tcPr>
           <w:p>
             <w:pPr>
+              <w:keepNext w:val="false"/>
               <w:spacing w:after="40" w:before="0"/>
               <w:jc w:val="left"/>
             </w:pPr>
@@ -1047,6 +1404,7 @@
           </w:tcPr>
           <w:p>
             <w:pPr>
+              <w:keepNext/>
               <w:spacing w:after="40" w:before="0"/>
               <w:jc w:val="center"/>
             </w:pPr>
@@ -1081,6 +1439,7 @@
           </w:tcPr>
           <w:p>
             <w:pPr>
+              <w:keepNext/>
               <w:spacing w:after="40" w:before="0"/>
               <w:jc w:val="left"/>
             </w:pPr>
@@ -1118,6 +1477,7 @@
           </w:tcPr>
           <w:p>
             <w:pPr>
+              <w:keepNext w:val="false"/>
               <w:spacing w:after="40" w:before="0"/>
               <w:jc w:val="left"/>
             </w:pPr>
@@ -1177,6 +1537,7 @@
           </w:tcPr>
           <w:p>
             <w:pPr>
+              <w:keepNext/>
               <w:spacing w:after="40" w:before="0"/>
               <w:jc w:val="center"/>
             </w:pPr>
@@ -1211,6 +1572,7 @@
           </w:tcPr>
           <w:p>
             <w:pPr>
+              <w:keepNext/>
               <w:spacing w:after="40" w:before="0"/>
               <w:jc w:val="left"/>
             </w:pPr>
@@ -1248,6 +1610,7 @@
           </w:tcPr>
           <w:p>
             <w:pPr>
+              <w:keepNext w:val="false"/>
               <w:spacing w:after="40" w:before="0"/>
               <w:jc w:val="left"/>
             </w:pPr>
@@ -1311,6 +1674,7 @@
           </w:tcPr>
           <w:p>
             <w:pPr>
+              <w:keepNext w:val="false"/>
               <w:spacing w:after="40" w:before="0"/>
               <w:jc w:val="center"/>
             </w:pPr>
@@ -1345,6 +1709,7 @@
           </w:tcPr>
           <w:p>
             <w:pPr>
+              <w:keepNext w:val="false"/>
               <w:spacing w:after="40" w:before="0"/>
               <w:jc w:val="left"/>
             </w:pPr>
@@ -1377,6 +1742,7 @@
           </w:tcPr>
           <w:p>
             <w:pPr>
+              <w:keepNext w:val="false"/>
               <w:spacing w:after="40" w:before="0"/>
               <w:jc w:val="left"/>
             </w:pPr>
@@ -1409,6 +1775,7 @@
           </w:tcPr>
           <w:p>
             <w:pPr>
+              <w:keepNext w:val="false"/>
               <w:spacing w:after="40" w:before="0"/>
               <w:jc w:val="left"/>
             </w:pPr>
@@ -1441,6 +1808,7 @@
           </w:tcPr>
           <w:p>
             <w:pPr>
+              <w:keepNext w:val="false"/>
               <w:spacing w:after="40" w:before="0"/>
               <w:jc w:val="left"/>
             </w:pPr>
@@ -1475,6 +1843,7 @@
           </w:tcPr>
           <w:p>
             <w:pPr>
+              <w:keepNext w:val="false"/>
               <w:spacing w:after="40" w:before="0"/>
               <w:jc w:val="left"/>
             </w:pPr>
@@ -1507,6 +1876,7 @@
           </w:tcPr>
           <w:p>
             <w:pPr>
+              <w:keepNext w:val="false"/>
               <w:spacing w:after="40" w:before="0"/>
               <w:jc w:val="left"/>
             </w:pPr>
@@ -1539,6 +1909,7 @@
           </w:tcPr>
           <w:p>
             <w:pPr>
+              <w:keepNext w:val="false"/>
               <w:spacing w:after="40" w:before="0"/>
               <w:jc w:val="left"/>
             </w:pPr>
@@ -1571,6 +1942,7 @@
           </w:tcPr>
           <w:p>
             <w:pPr>
+              <w:keepNext w:val="false"/>
               <w:spacing w:after="40" w:before="0"/>
               <w:jc w:val="left"/>
             </w:pPr>
@@ -1605,6 +1977,7 @@
           </w:tcPr>
           <w:p>
             <w:pPr>
+              <w:keepNext w:val="false"/>
               <w:spacing w:after="40" w:before="0"/>
               <w:jc w:val="left"/>
             </w:pPr>
@@ -1637,6 +2010,7 @@
           </w:tcPr>
           <w:p>
             <w:pPr>
+              <w:keepNext w:val="false"/>
               <w:spacing w:after="40" w:before="0"/>
               <w:jc w:val="left"/>
             </w:pPr>
@@ -1669,6 +2043,7 @@
           </w:tcPr>
           <w:p>
             <w:pPr>
+              <w:keepNext w:val="false"/>
               <w:spacing w:after="40" w:before="0"/>
               <w:jc w:val="left"/>
             </w:pPr>
@@ -1701,6 +2076,7 @@
           </w:tcPr>
           <w:p>
             <w:pPr>
+              <w:keepNext w:val="false"/>
               <w:spacing w:after="40" w:before="0"/>
               <w:jc w:val="left"/>
             </w:pPr>
@@ -1735,6 +2111,7 @@
           </w:tcPr>
           <w:p>
             <w:pPr>
+              <w:keepNext w:val="false"/>
               <w:spacing w:after="40" w:before="0"/>
               <w:jc w:val="left"/>
             </w:pPr>
@@ -1767,6 +2144,7 @@
           </w:tcPr>
           <w:p>
             <w:pPr>
+              <w:keepNext w:val="false"/>
               <w:spacing w:after="40" w:before="0"/>
               <w:jc w:val="left"/>
             </w:pPr>
@@ -1799,6 +2177,7 @@
           </w:tcPr>
           <w:p>
             <w:pPr>
+              <w:keepNext w:val="false"/>
               <w:spacing w:after="40" w:before="0"/>
               <w:jc w:val="left"/>
             </w:pPr>
@@ -1831,6 +2210,7 @@
           </w:tcPr>
           <w:p>
             <w:pPr>
+              <w:keepNext w:val="false"/>
               <w:spacing w:after="40" w:before="0"/>
               <w:jc w:val="left"/>
             </w:pPr>
@@ -1865,6 +2245,7 @@
           </w:tcPr>
           <w:p>
             <w:pPr>
+              <w:keepNext w:val="false"/>
               <w:spacing w:after="40" w:before="0"/>
               <w:jc w:val="left"/>
             </w:pPr>
@@ -1897,6 +2278,7 @@
           </w:tcPr>
           <w:p>
             <w:pPr>
+              <w:keepNext w:val="false"/>
               <w:spacing w:after="40" w:before="0"/>
               <w:jc w:val="left"/>
             </w:pPr>
@@ -1929,6 +2311,7 @@
           </w:tcPr>
           <w:p>
             <w:pPr>
+              <w:keepNext w:val="false"/>
               <w:spacing w:after="40" w:before="0"/>
               <w:jc w:val="left"/>
             </w:pPr>
@@ -1961,6 +2344,7 @@
           </w:tcPr>
           <w:p>
             <w:pPr>
+              <w:keepNext w:val="false"/>
               <w:spacing w:after="40" w:before="0"/>
               <w:jc w:val="left"/>
             </w:pPr>
@@ -1995,6 +2379,7 @@
           </w:tcPr>
           <w:p>
             <w:pPr>
+              <w:keepNext w:val="false"/>
               <w:spacing w:after="40" w:before="0"/>
               <w:jc w:val="left"/>
             </w:pPr>
@@ -2027,6 +2412,7 @@
           </w:tcPr>
           <w:p>
             <w:pPr>
+              <w:keepNext w:val="false"/>
               <w:spacing w:after="40" w:before="0"/>
               <w:jc w:val="left"/>
             </w:pPr>
@@ -2059,6 +2445,7 @@
           </w:tcPr>
           <w:p>
             <w:pPr>
+              <w:keepNext w:val="false"/>
               <w:spacing w:after="40" w:before="0"/>
               <w:jc w:val="left"/>
             </w:pPr>
@@ -2091,6 +2478,7 @@
           </w:tcPr>
           <w:p>
             <w:pPr>
+              <w:keepNext w:val="false"/>
               <w:spacing w:after="40" w:before="0"/>
               <w:jc w:val="left"/>
             </w:pPr>
@@ -2229,7 +2617,7 @@
         </w:rPr>
         <w:t xml:space="preserve">© 2026 SeaVuria and ARES. This work is licensed under a </w:t>
       </w:r>
-      <w:hyperlink w:history="1" r:id="rIdashmvtmr1e988q-qr8di9">
+      <w:hyperlink w:history="1" r:id="rIdr3ifiohvjll0-pwz10lmy">
         <w:r>
           <w:rPr>
             <w:rFonts w:ascii="Arial" w:cs="Arial" w:eastAsia="Arial" w:hAnsi="Arial"/>
@@ -2249,7 +2637,7 @@
         </w:rPr>
         <w:t xml:space="preserve"> (</w:t>
       </w:r>
-      <w:hyperlink w:history="1" r:id="rIdswug7p_nznkim1vhrt8rr">
+      <w:hyperlink w:history="1" r:id="rId05y7os2xy-za2qfnxe2bk">
         <w:r>
           <w:rPr>
             <w:rFonts w:ascii="Arial" w:cs="Arial" w:eastAsia="Arial" w:hAnsi="Arial"/>
@@ -2269,7 +2657,7 @@
         </w:rPr>
         <w:t xml:space="preserve">). To view a copy of this license, visit </w:t>
       </w:r>
-      <w:hyperlink w:history="1" r:id="rIdhqdm7s7hqnkqok7tx2jtc">
+      <w:hyperlink w:history="1" r:id="rIdfkfnpn1mfztkb1x2moorz">
         <w:r>
           <w:rPr>
             <w:rFonts w:ascii="Arial" w:cs="Arial" w:eastAsia="Arial" w:hAnsi="Arial"/>

--- a/data/outputs/v2/Chemistry/SS3.1_Acids_and_Bases/Chemistry_Acids_and_Bases_FinalExplanation.docx
+++ b/data/outputs/v2/Chemistry/SS3.1_Acids_and_Bases/Chemistry_Acids_and_Bases_FinalExplanation.docx
@@ -2617,7 +2617,7 @@
         </w:rPr>
         <w:t xml:space="preserve">© 2026 SeaVuria and ARES. This work is licensed under a </w:t>
       </w:r>
-      <w:hyperlink w:history="1" r:id="rIdr3ifiohvjll0-pwz10lmy">
+      <w:hyperlink w:history="1" r:id="rIdajeemgdpj6qlk--tkjlsr">
         <w:r>
           <w:rPr>
             <w:rFonts w:ascii="Arial" w:cs="Arial" w:eastAsia="Arial" w:hAnsi="Arial"/>
@@ -2637,7 +2637,7 @@
         </w:rPr>
         <w:t xml:space="preserve"> (</w:t>
       </w:r>
-      <w:hyperlink w:history="1" r:id="rId05y7os2xy-za2qfnxe2bk">
+      <w:hyperlink w:history="1" r:id="rIdckkvckeysn1a6pf7fvyiz">
         <w:r>
           <w:rPr>
             <w:rFonts w:ascii="Arial" w:cs="Arial" w:eastAsia="Arial" w:hAnsi="Arial"/>
@@ -2657,7 +2657,7 @@
         </w:rPr>
         <w:t xml:space="preserve">). To view a copy of this license, visit </w:t>
       </w:r>
-      <w:hyperlink w:history="1" r:id="rIdfkfnpn1mfztkb1x2moorz">
+      <w:hyperlink w:history="1" r:id="rIdskokao2kamhfs1fvkj4-z">
         <w:r>
           <w:rPr>
             <w:rFonts w:ascii="Arial" w:cs="Arial" w:eastAsia="Arial" w:hAnsi="Arial"/>
